--- a/docs/Project-Tracker-User-Guide.docx
+++ b/docs/Project-Tracker-User-Guide.docx
@@ -111,7 +111,7 @@
     <w:sdt>
       <w:sdtPr>
         <w:alias w:val="Contents"/>
-        <w:id w:val="1839730664"/>
+        <w:id w:val="336814938"/>
       </w:sdtPr>
       <w:sdtEndPr>
         <w:rPr>
@@ -149,7 +149,7 @@
           <w:r>
             <w:fldChar w:fldCharType="separate"/>
           </w:r>
-          <w:hyperlink w:anchor="_Toc241788170" w:history="1">
+          <w:hyperlink w:anchor="_Toc241912779" w:history="1">
             <w:r>
               <w:rPr>
                 <w:rStyle w:val="Hyperlink"/>
@@ -173,7 +173,7 @@
               <w:rPr>
                 <w:noProof/>
               </w:rPr>
-              <w:instrText xml:space="preserve"> PAGEREF _Toc241788170 \h </w:instrText>
+              <w:instrText xml:space="preserve"> PAGEREF _Toc241912779 \h </w:instrText>
             </w:r>
             <w:r>
               <w:rPr>
@@ -216,7 +216,7 @@
               <w14:ligatures w14:val="standardContextual"/>
             </w:rPr>
           </w:pPr>
-          <w:hyperlink w:anchor="_Toc241788171" w:history="1">
+          <w:hyperlink w:anchor="_Toc241912780" w:history="1">
             <w:r>
               <w:rPr>
                 <w:rStyle w:val="Hyperlink"/>
@@ -240,7 +240,7 @@
               <w:rPr>
                 <w:noProof/>
               </w:rPr>
-              <w:instrText xml:space="preserve"> PAGEREF _Toc241788171 \h </w:instrText>
+              <w:instrText xml:space="preserve"> PAGEREF _Toc241912780 \h </w:instrText>
             </w:r>
             <w:r>
               <w:rPr>
@@ -285,7 +285,7 @@
               <w14:ligatures w14:val="standardContextual"/>
             </w:rPr>
           </w:pPr>
-          <w:hyperlink w:anchor="_Toc241788172" w:history="1">
+          <w:hyperlink w:anchor="_Toc241912781" w:history="1">
             <w:r>
               <w:rPr>
                 <w:rStyle w:val="Hyperlink"/>
@@ -309,7 +309,7 @@
               <w:rPr>
                 <w:noProof/>
               </w:rPr>
-              <w:instrText xml:space="preserve"> PAGEREF _Toc241788172 \h </w:instrText>
+              <w:instrText xml:space="preserve"> PAGEREF _Toc241912781 \h </w:instrText>
             </w:r>
             <w:r>
               <w:rPr>
@@ -352,13 +352,13 @@
               <w14:ligatures w14:val="standardContextual"/>
             </w:rPr>
           </w:pPr>
-          <w:hyperlink w:anchor="_Toc241788173" w:history="1">
+          <w:hyperlink w:anchor="_Toc241912782" w:history="1">
             <w:r>
               <w:rPr>
                 <w:rStyle w:val="Hyperlink"/>
                 <w:noProof/>
               </w:rPr>
-              <w:t>2.1 Organization roles</w:t>
+              <w:t>2.1 Platform and organization roles</w:t>
             </w:r>
             <w:r>
               <w:rPr>
@@ -376,7 +376,7 @@
               <w:rPr>
                 <w:noProof/>
               </w:rPr>
-              <w:instrText xml:space="preserve"> PAGEREF _Toc241788173 \h </w:instrText>
+              <w:instrText xml:space="preserve"> PAGEREF _Toc241912782 \h </w:instrText>
             </w:r>
             <w:r>
               <w:rPr>
@@ -419,7 +419,7 @@
               <w14:ligatures w14:val="standardContextual"/>
             </w:rPr>
           </w:pPr>
-          <w:hyperlink w:anchor="_Toc241788174" w:history="1">
+          <w:hyperlink w:anchor="_Toc241912783" w:history="1">
             <w:r>
               <w:rPr>
                 <w:rStyle w:val="Hyperlink"/>
@@ -443,7 +443,7 @@
               <w:rPr>
                 <w:noProof/>
               </w:rPr>
-              <w:instrText xml:space="preserve"> PAGEREF _Toc241788174 \h </w:instrText>
+              <w:instrText xml:space="preserve"> PAGEREF _Toc241912783 \h </w:instrText>
             </w:r>
             <w:r>
               <w:rPr>
@@ -460,7 +460,7 @@
               <w:rPr>
                 <w:noProof/>
               </w:rPr>
-              <w:t>4</w:t>
+              <w:t>5</w:t>
             </w:r>
             <w:r>
               <w:rPr>
@@ -488,7 +488,7 @@
               <w14:ligatures w14:val="standardContextual"/>
             </w:rPr>
           </w:pPr>
-          <w:hyperlink w:anchor="_Toc241788175" w:history="1">
+          <w:hyperlink w:anchor="_Toc241912784" w:history="1">
             <w:r>
               <w:rPr>
                 <w:rStyle w:val="Hyperlink"/>
@@ -512,7 +512,7 @@
               <w:rPr>
                 <w:noProof/>
               </w:rPr>
-              <w:instrText xml:space="preserve"> PAGEREF _Toc241788175 \h </w:instrText>
+              <w:instrText xml:space="preserve"> PAGEREF _Toc241912784 \h </w:instrText>
             </w:r>
             <w:r>
               <w:rPr>
@@ -555,7 +555,7 @@
               <w14:ligatures w14:val="standardContextual"/>
             </w:rPr>
           </w:pPr>
-          <w:hyperlink w:anchor="_Toc241788176" w:history="1">
+          <w:hyperlink w:anchor="_Toc241912785" w:history="1">
             <w:r>
               <w:rPr>
                 <w:rStyle w:val="Hyperlink"/>
@@ -579,7 +579,7 @@
               <w:rPr>
                 <w:noProof/>
               </w:rPr>
-              <w:instrText xml:space="preserve"> PAGEREF _Toc241788176 \h </w:instrText>
+              <w:instrText xml:space="preserve"> PAGEREF _Toc241912785 \h </w:instrText>
             </w:r>
             <w:r>
               <w:rPr>
@@ -622,7 +622,7 @@
               <w14:ligatures w14:val="standardContextual"/>
             </w:rPr>
           </w:pPr>
-          <w:hyperlink w:anchor="_Toc241788177" w:history="1">
+          <w:hyperlink w:anchor="_Toc241912786" w:history="1">
             <w:r>
               <w:rPr>
                 <w:rStyle w:val="Hyperlink"/>
@@ -646,7 +646,7 @@
               <w:rPr>
                 <w:noProof/>
               </w:rPr>
-              <w:instrText xml:space="preserve"> PAGEREF _Toc241788177 \h </w:instrText>
+              <w:instrText xml:space="preserve"> PAGEREF _Toc241912786 \h </w:instrText>
             </w:r>
             <w:r>
               <w:rPr>
@@ -691,7 +691,7 @@
               <w14:ligatures w14:val="standardContextual"/>
             </w:rPr>
           </w:pPr>
-          <w:hyperlink w:anchor="_Toc241788178" w:history="1">
+          <w:hyperlink w:anchor="_Toc241912787" w:history="1">
             <w:r>
               <w:rPr>
                 <w:rStyle w:val="Hyperlink"/>
@@ -715,7 +715,7 @@
               <w:rPr>
                 <w:noProof/>
               </w:rPr>
-              <w:instrText xml:space="preserve"> PAGEREF _Toc241788178 \h </w:instrText>
+              <w:instrText xml:space="preserve"> PAGEREF _Toc241912787 \h </w:instrText>
             </w:r>
             <w:r>
               <w:rPr>
@@ -760,7 +760,7 @@
               <w14:ligatures w14:val="standardContextual"/>
             </w:rPr>
           </w:pPr>
-          <w:hyperlink w:anchor="_Toc241788179" w:history="1">
+          <w:hyperlink w:anchor="_Toc241912788" w:history="1">
             <w:r>
               <w:rPr>
                 <w:rStyle w:val="Hyperlink"/>
@@ -784,7 +784,7 @@
               <w:rPr>
                 <w:noProof/>
               </w:rPr>
-              <w:instrText xml:space="preserve"> PAGEREF _Toc241788179 \h </w:instrText>
+              <w:instrText xml:space="preserve"> PAGEREF _Toc241912788 \h </w:instrText>
             </w:r>
             <w:r>
               <w:rPr>
@@ -827,7 +827,7 @@
               <w14:ligatures w14:val="standardContextual"/>
             </w:rPr>
           </w:pPr>
-          <w:hyperlink w:anchor="_Toc241788180" w:history="1">
+          <w:hyperlink w:anchor="_Toc241912789" w:history="1">
             <w:r>
               <w:rPr>
                 <w:rStyle w:val="Hyperlink"/>
@@ -851,7 +851,7 @@
               <w:rPr>
                 <w:noProof/>
               </w:rPr>
-              <w:instrText xml:space="preserve"> PAGEREF _Toc241788180 \h </w:instrText>
+              <w:instrText xml:space="preserve"> PAGEREF _Toc241912789 \h </w:instrText>
             </w:r>
             <w:r>
               <w:rPr>
@@ -894,7 +894,7 @@
               <w14:ligatures w14:val="standardContextual"/>
             </w:rPr>
           </w:pPr>
-          <w:hyperlink w:anchor="_Toc241788181" w:history="1">
+          <w:hyperlink w:anchor="_Toc241912790" w:history="1">
             <w:r>
               <w:rPr>
                 <w:rStyle w:val="Hyperlink"/>
@@ -918,7 +918,7 @@
               <w:rPr>
                 <w:noProof/>
               </w:rPr>
-              <w:instrText xml:space="preserve"> PAGEREF _Toc241788181 \h </w:instrText>
+              <w:instrText xml:space="preserve"> PAGEREF _Toc241912790 \h </w:instrText>
             </w:r>
             <w:r>
               <w:rPr>
@@ -961,7 +961,7 @@
               <w14:ligatures w14:val="standardContextual"/>
             </w:rPr>
           </w:pPr>
-          <w:hyperlink w:anchor="_Toc241788182" w:history="1">
+          <w:hyperlink w:anchor="_Toc241912791" w:history="1">
             <w:r>
               <w:rPr>
                 <w:rStyle w:val="Hyperlink"/>
@@ -985,7 +985,7 @@
               <w:rPr>
                 <w:noProof/>
               </w:rPr>
-              <w:instrText xml:space="preserve"> PAGEREF _Toc241788182 \h </w:instrText>
+              <w:instrText xml:space="preserve"> PAGEREF _Toc241912791 \h </w:instrText>
             </w:r>
             <w:r>
               <w:rPr>
@@ -1028,7 +1028,7 @@
               <w14:ligatures w14:val="standardContextual"/>
             </w:rPr>
           </w:pPr>
-          <w:hyperlink w:anchor="_Toc241788183" w:history="1">
+          <w:hyperlink w:anchor="_Toc241912792" w:history="1">
             <w:r>
               <w:rPr>
                 <w:rStyle w:val="Hyperlink"/>
@@ -1052,7 +1052,7 @@
               <w:rPr>
                 <w:noProof/>
               </w:rPr>
-              <w:instrText xml:space="preserve"> PAGEREF _Toc241788183 \h </w:instrText>
+              <w:instrText xml:space="preserve"> PAGEREF _Toc241912792 \h </w:instrText>
             </w:r>
             <w:r>
               <w:rPr>
@@ -1069,7 +1069,7 @@
               <w:rPr>
                 <w:noProof/>
               </w:rPr>
-              <w:t>7</w:t>
+              <w:t>8</w:t>
             </w:r>
             <w:r>
               <w:rPr>
@@ -1097,7 +1097,7 @@
               <w14:ligatures w14:val="standardContextual"/>
             </w:rPr>
           </w:pPr>
-          <w:hyperlink w:anchor="_Toc241788184" w:history="1">
+          <w:hyperlink w:anchor="_Toc241912793" w:history="1">
             <w:r>
               <w:rPr>
                 <w:rStyle w:val="Hyperlink"/>
@@ -1121,7 +1121,7 @@
               <w:rPr>
                 <w:noProof/>
               </w:rPr>
-              <w:instrText xml:space="preserve"> PAGEREF _Toc241788184 \h </w:instrText>
+              <w:instrText xml:space="preserve"> PAGEREF _Toc241912793 \h </w:instrText>
             </w:r>
             <w:r>
               <w:rPr>
@@ -1164,7 +1164,7 @@
               <w14:ligatures w14:val="standardContextual"/>
             </w:rPr>
           </w:pPr>
-          <w:hyperlink w:anchor="_Toc241788185" w:history="1">
+          <w:hyperlink w:anchor="_Toc241912794" w:history="1">
             <w:r>
               <w:rPr>
                 <w:rStyle w:val="Hyperlink"/>
@@ -1188,7 +1188,7 @@
               <w:rPr>
                 <w:noProof/>
               </w:rPr>
-              <w:instrText xml:space="preserve"> PAGEREF _Toc241788185 \h </w:instrText>
+              <w:instrText xml:space="preserve"> PAGEREF _Toc241912794 \h </w:instrText>
             </w:r>
             <w:r>
               <w:rPr>
@@ -1231,7 +1231,7 @@
               <w14:ligatures w14:val="standardContextual"/>
             </w:rPr>
           </w:pPr>
-          <w:hyperlink w:anchor="_Toc241788186" w:history="1">
+          <w:hyperlink w:anchor="_Toc241912795" w:history="1">
             <w:r>
               <w:rPr>
                 <w:rStyle w:val="Hyperlink"/>
@@ -1255,7 +1255,7 @@
               <w:rPr>
                 <w:noProof/>
               </w:rPr>
-              <w:instrText xml:space="preserve"> PAGEREF _Toc241788186 \h </w:instrText>
+              <w:instrText xml:space="preserve"> PAGEREF _Toc241912795 \h </w:instrText>
             </w:r>
             <w:r>
               <w:rPr>
@@ -1298,13 +1298,13 @@
               <w14:ligatures w14:val="standardContextual"/>
             </w:rPr>
           </w:pPr>
-          <w:hyperlink w:anchor="_Toc241788187" w:history="1">
+          <w:hyperlink w:anchor="_Toc241912796" w:history="1">
             <w:r>
               <w:rPr>
                 <w:rStyle w:val="Hyperlink"/>
                 <w:noProof/>
               </w:rPr>
-              <w:t>6.3 Set up your organization (Owner / Admin)</w:t>
+              <w:t>6.3 Set up your organization (Super Admin / Admin)</w:t>
             </w:r>
             <w:r>
               <w:rPr>
@@ -1322,7 +1322,7 @@
               <w:rPr>
                 <w:noProof/>
               </w:rPr>
-              <w:instrText xml:space="preserve"> PAGEREF _Toc241788187 \h </w:instrText>
+              <w:instrText xml:space="preserve"> PAGEREF _Toc241912796 \h </w:instrText>
             </w:r>
             <w:r>
               <w:rPr>
@@ -1365,7 +1365,7 @@
               <w14:ligatures w14:val="standardContextual"/>
             </w:rPr>
           </w:pPr>
-          <w:hyperlink w:anchor="_Toc241788188" w:history="1">
+          <w:hyperlink w:anchor="_Toc241912797" w:history="1">
             <w:r>
               <w:rPr>
                 <w:rStyle w:val="Hyperlink"/>
@@ -1389,7 +1389,7 @@
               <w:rPr>
                 <w:noProof/>
               </w:rPr>
-              <w:instrText xml:space="preserve"> PAGEREF _Toc241788188 \h </w:instrText>
+              <w:instrText xml:space="preserve"> PAGEREF _Toc241912797 \h </w:instrText>
             </w:r>
             <w:r>
               <w:rPr>
@@ -1432,7 +1432,7 @@
               <w14:ligatures w14:val="standardContextual"/>
             </w:rPr>
           </w:pPr>
-          <w:hyperlink w:anchor="_Toc241788189" w:history="1">
+          <w:hyperlink w:anchor="_Toc241912798" w:history="1">
             <w:r>
               <w:rPr>
                 <w:rStyle w:val="Hyperlink"/>
@@ -1456,7 +1456,7 @@
               <w:rPr>
                 <w:noProof/>
               </w:rPr>
-              <w:instrText xml:space="preserve"> PAGEREF _Toc241788189 \h </w:instrText>
+              <w:instrText xml:space="preserve"> PAGEREF _Toc241912798 \h </w:instrText>
             </w:r>
             <w:r>
               <w:rPr>
@@ -1499,7 +1499,7 @@
               <w14:ligatures w14:val="standardContextual"/>
             </w:rPr>
           </w:pPr>
-          <w:hyperlink w:anchor="_Toc241788190" w:history="1">
+          <w:hyperlink w:anchor="_Toc241912799" w:history="1">
             <w:r>
               <w:rPr>
                 <w:rStyle w:val="Hyperlink"/>
@@ -1523,7 +1523,7 @@
               <w:rPr>
                 <w:noProof/>
               </w:rPr>
-              <w:instrText xml:space="preserve"> PAGEREF _Toc241788190 \h </w:instrText>
+              <w:instrText xml:space="preserve"> PAGEREF _Toc241912799 \h </w:instrText>
             </w:r>
             <w:r>
               <w:rPr>
@@ -1566,7 +1566,7 @@
               <w14:ligatures w14:val="standardContextual"/>
             </w:rPr>
           </w:pPr>
-          <w:hyperlink w:anchor="_Toc241788191" w:history="1">
+          <w:hyperlink w:anchor="_Toc241912800" w:history="1">
             <w:r>
               <w:rPr>
                 <w:rStyle w:val="Hyperlink"/>
@@ -1590,7 +1590,7 @@
               <w:rPr>
                 <w:noProof/>
               </w:rPr>
-              <w:instrText xml:space="preserve"> PAGEREF _Toc241788191 \h </w:instrText>
+              <w:instrText xml:space="preserve"> PAGEREF _Toc241912800 \h </w:instrText>
             </w:r>
             <w:r>
               <w:rPr>
@@ -1633,7 +1633,7 @@
               <w14:ligatures w14:val="standardContextual"/>
             </w:rPr>
           </w:pPr>
-          <w:hyperlink w:anchor="_Toc241788192" w:history="1">
+          <w:hyperlink w:anchor="_Toc241912801" w:history="1">
             <w:r>
               <w:rPr>
                 <w:rStyle w:val="Hyperlink"/>
@@ -1657,7 +1657,7 @@
               <w:rPr>
                 <w:noProof/>
               </w:rPr>
-              <w:instrText xml:space="preserve"> PAGEREF _Toc241788192 \h </w:instrText>
+              <w:instrText xml:space="preserve"> PAGEREF _Toc241912801 \h </w:instrText>
             </w:r>
             <w:r>
               <w:rPr>
@@ -1700,7 +1700,7 @@
               <w14:ligatures w14:val="standardContextual"/>
             </w:rPr>
           </w:pPr>
-          <w:hyperlink w:anchor="_Toc241788193" w:history="1">
+          <w:hyperlink w:anchor="_Toc241912802" w:history="1">
             <w:r>
               <w:rPr>
                 <w:rStyle w:val="Hyperlink"/>
@@ -1724,7 +1724,7 @@
               <w:rPr>
                 <w:noProof/>
               </w:rPr>
-              <w:instrText xml:space="preserve"> PAGEREF _Toc241788193 \h </w:instrText>
+              <w:instrText xml:space="preserve"> PAGEREF _Toc241912802 \h </w:instrText>
             </w:r>
             <w:r>
               <w:rPr>
@@ -1767,7 +1767,7 @@
               <w14:ligatures w14:val="standardContextual"/>
             </w:rPr>
           </w:pPr>
-          <w:hyperlink w:anchor="_Toc241788194" w:history="1">
+          <w:hyperlink w:anchor="_Toc241912803" w:history="1">
             <w:r>
               <w:rPr>
                 <w:rStyle w:val="Hyperlink"/>
@@ -1791,7 +1791,7 @@
               <w:rPr>
                 <w:noProof/>
               </w:rPr>
-              <w:instrText xml:space="preserve"> PAGEREF _Toc241788194 \h </w:instrText>
+              <w:instrText xml:space="preserve"> PAGEREF _Toc241912803 \h </w:instrText>
             </w:r>
             <w:r>
               <w:rPr>
@@ -1834,7 +1834,7 @@
               <w14:ligatures w14:val="standardContextual"/>
             </w:rPr>
           </w:pPr>
-          <w:hyperlink w:anchor="_Toc241788195" w:history="1">
+          <w:hyperlink w:anchor="_Toc241912804" w:history="1">
             <w:r>
               <w:rPr>
                 <w:rStyle w:val="Hyperlink"/>
@@ -1858,7 +1858,7 @@
               <w:rPr>
                 <w:noProof/>
               </w:rPr>
-              <w:instrText xml:space="preserve"> PAGEREF _Toc241788195 \h </w:instrText>
+              <w:instrText xml:space="preserve"> PAGEREF _Toc241912804 \h </w:instrText>
             </w:r>
             <w:r>
               <w:rPr>
@@ -1901,7 +1901,7 @@
               <w14:ligatures w14:val="standardContextual"/>
             </w:rPr>
           </w:pPr>
-          <w:hyperlink w:anchor="_Toc241788196" w:history="1">
+          <w:hyperlink w:anchor="_Toc241912805" w:history="1">
             <w:r>
               <w:rPr>
                 <w:rStyle w:val="Hyperlink"/>
@@ -1925,7 +1925,7 @@
               <w:rPr>
                 <w:noProof/>
               </w:rPr>
-              <w:instrText xml:space="preserve"> PAGEREF _Toc241788196 \h </w:instrText>
+              <w:instrText xml:space="preserve"> PAGEREF _Toc241912805 \h </w:instrText>
             </w:r>
             <w:r>
               <w:rPr>
@@ -1968,7 +1968,7 @@
               <w14:ligatures w14:val="standardContextual"/>
             </w:rPr>
           </w:pPr>
-          <w:hyperlink w:anchor="_Toc241788197" w:history="1">
+          <w:hyperlink w:anchor="_Toc241912806" w:history="1">
             <w:r>
               <w:rPr>
                 <w:rStyle w:val="Hyperlink"/>
@@ -1992,7 +1992,7 @@
               <w:rPr>
                 <w:noProof/>
               </w:rPr>
-              <w:instrText xml:space="preserve"> PAGEREF _Toc241788197 \h </w:instrText>
+              <w:instrText xml:space="preserve"> PAGEREF _Toc241912806 \h </w:instrText>
             </w:r>
             <w:r>
               <w:rPr>
@@ -2035,7 +2035,7 @@
               <w14:ligatures w14:val="standardContextual"/>
             </w:rPr>
           </w:pPr>
-          <w:hyperlink w:anchor="_Toc241788198" w:history="1">
+          <w:hyperlink w:anchor="_Toc241912807" w:history="1">
             <w:r>
               <w:rPr>
                 <w:rStyle w:val="Hyperlink"/>
@@ -2059,7 +2059,7 @@
               <w:rPr>
                 <w:noProof/>
               </w:rPr>
-              <w:instrText xml:space="preserve"> PAGEREF _Toc241788198 \h </w:instrText>
+              <w:instrText xml:space="preserve"> PAGEREF _Toc241912807 \h </w:instrText>
             </w:r>
             <w:r>
               <w:rPr>
@@ -2102,7 +2102,7 @@
               <w14:ligatures w14:val="standardContextual"/>
             </w:rPr>
           </w:pPr>
-          <w:hyperlink w:anchor="_Toc241788199" w:history="1">
+          <w:hyperlink w:anchor="_Toc241912808" w:history="1">
             <w:r>
               <w:rPr>
                 <w:rStyle w:val="Hyperlink"/>
@@ -2126,7 +2126,7 @@
               <w:rPr>
                 <w:noProof/>
               </w:rPr>
-              <w:instrText xml:space="preserve"> PAGEREF _Toc241788199 \h </w:instrText>
+              <w:instrText xml:space="preserve"> PAGEREF _Toc241912808 \h </w:instrText>
             </w:r>
             <w:r>
               <w:rPr>
@@ -2169,13 +2169,13 @@
               <w14:ligatures w14:val="standardContextual"/>
             </w:rPr>
           </w:pPr>
-          <w:hyperlink w:anchor="_Toc241788200" w:history="1">
+          <w:hyperlink w:anchor="_Toc241912809" w:history="1">
             <w:r>
               <w:rPr>
                 <w:rStyle w:val="Hyperlink"/>
                 <w:noProof/>
               </w:rPr>
-              <w:t>6.16 Reports (managers and admins)</w:t>
+              <w:t>6.16 Reports (admins)</w:t>
             </w:r>
             <w:r>
               <w:rPr>
@@ -2193,7 +2193,7 @@
               <w:rPr>
                 <w:noProof/>
               </w:rPr>
-              <w:instrText xml:space="preserve"> PAGEREF _Toc241788200 \h </w:instrText>
+              <w:instrText xml:space="preserve"> PAGEREF _Toc241912809 \h </w:instrText>
             </w:r>
             <w:r>
               <w:rPr>
@@ -2236,7 +2236,7 @@
               <w14:ligatures w14:val="standardContextual"/>
             </w:rPr>
           </w:pPr>
-          <w:hyperlink w:anchor="_Toc241788201" w:history="1">
+          <w:hyperlink w:anchor="_Toc241912810" w:history="1">
             <w:r>
               <w:rPr>
                 <w:rStyle w:val="Hyperlink"/>
@@ -2260,7 +2260,7 @@
               <w:rPr>
                 <w:noProof/>
               </w:rPr>
-              <w:instrText xml:space="preserve"> PAGEREF _Toc241788201 \h </w:instrText>
+              <w:instrText xml:space="preserve"> PAGEREF _Toc241912810 \h </w:instrText>
             </w:r>
             <w:r>
               <w:rPr>
@@ -2303,7 +2303,7 @@
               <w14:ligatures w14:val="standardContextual"/>
             </w:rPr>
           </w:pPr>
-          <w:hyperlink w:anchor="_Toc241788202" w:history="1">
+          <w:hyperlink w:anchor="_Toc241912811" w:history="1">
             <w:r>
               <w:rPr>
                 <w:rStyle w:val="Hyperlink"/>
@@ -2327,7 +2327,74 @@
               <w:rPr>
                 <w:noProof/>
               </w:rPr>
-              <w:instrText xml:space="preserve"> PAGEREF _Toc241788202 \h </w:instrText>
+              <w:instrText xml:space="preserve"> PAGEREF _Toc241912811 \h </w:instrText>
+            </w:r>
+            <w:r>
+              <w:rPr>
+                <w:noProof/>
+              </w:rPr>
+            </w:r>
+            <w:r>
+              <w:rPr>
+                <w:noProof/>
+              </w:rPr>
+              <w:fldChar w:fldCharType="separate"/>
+            </w:r>
+            <w:r>
+              <w:rPr>
+                <w:noProof/>
+              </w:rPr>
+              <w:t>14</w:t>
+            </w:r>
+            <w:r>
+              <w:rPr>
+                <w:noProof/>
+              </w:rPr>
+              <w:fldChar w:fldCharType="end"/>
+            </w:r>
+          </w:hyperlink>
+        </w:p>
+        <w:p>
+          <w:pPr>
+            <w:pStyle w:val="TOC2"/>
+            <w:tabs>
+              <w:tab w:val="right" w:leader="dot" w:pos="9016"/>
+            </w:tabs>
+            <w:rPr>
+              <w:rFonts w:asciiTheme="minorHAnsi" w:eastAsiaTheme="minorEastAsia" w:hAnsiTheme="minorHAnsi" w:cstheme="minorBidi"/>
+              <w:noProof/>
+              <w:color w:val="auto"/>
+              <w:kern w:val="2"/>
+              <w:sz w:val="24"/>
+              <w:szCs w:val="24"/>
+              <w14:ligatures w14:val="standardContextual"/>
+            </w:rPr>
+          </w:pPr>
+          <w:hyperlink w:anchor="_Toc241912812" w:history="1">
+            <w:r>
+              <w:rPr>
+                <w:rStyle w:val="Hyperlink"/>
+                <w:noProof/>
+              </w:rPr>
+              <w:t>6.19 Platform console (Root account only)</w:t>
+            </w:r>
+            <w:r>
+              <w:rPr>
+                <w:noProof/>
+              </w:rPr>
+              <w:tab/>
+            </w:r>
+            <w:r>
+              <w:rPr>
+                <w:noProof/>
+              </w:rPr>
+              <w:fldChar w:fldCharType="begin"/>
+            </w:r>
+            <w:r>
+              <w:rPr>
+                <w:noProof/>
+              </w:rPr>
+              <w:instrText xml:space="preserve"> PAGEREF _Toc241912812 \h </w:instrText>
             </w:r>
             <w:r>
               <w:rPr>
@@ -2372,7 +2439,7 @@
               <w14:ligatures w14:val="standardContextual"/>
             </w:rPr>
           </w:pPr>
-          <w:hyperlink w:anchor="_Toc241788203" w:history="1">
+          <w:hyperlink w:anchor="_Toc241912813" w:history="1">
             <w:r>
               <w:rPr>
                 <w:rStyle w:val="Hyperlink"/>
@@ -2396,7 +2463,7 @@
               <w:rPr>
                 <w:noProof/>
               </w:rPr>
-              <w:instrText xml:space="preserve"> PAGEREF _Toc241788203 \h </w:instrText>
+              <w:instrText xml:space="preserve"> PAGEREF _Toc241912813 \h </w:instrText>
             </w:r>
             <w:r>
               <w:rPr>
@@ -2413,7 +2480,7 @@
               <w:rPr>
                 <w:noProof/>
               </w:rPr>
-              <w:t>14</w:t>
+              <w:t>15</w:t>
             </w:r>
             <w:r>
               <w:rPr>
@@ -2441,7 +2508,7 @@
               <w14:ligatures w14:val="standardContextual"/>
             </w:rPr>
           </w:pPr>
-          <w:hyperlink w:anchor="_Toc241788204" w:history="1">
+          <w:hyperlink w:anchor="_Toc241912814" w:history="1">
             <w:r>
               <w:rPr>
                 <w:rStyle w:val="Hyperlink"/>
@@ -2465,7 +2532,7 @@
               <w:rPr>
                 <w:noProof/>
               </w:rPr>
-              <w:instrText xml:space="preserve"> PAGEREF _Toc241788204 \h </w:instrText>
+              <w:instrText xml:space="preserve"> PAGEREF _Toc241912814 \h </w:instrText>
             </w:r>
             <w:r>
               <w:rPr>
@@ -2482,7 +2549,7 @@
               <w:rPr>
                 <w:noProof/>
               </w:rPr>
-              <w:t>15</w:t>
+              <w:t>16</w:t>
             </w:r>
             <w:r>
               <w:rPr>
@@ -2510,7 +2577,7 @@
               <w14:ligatures w14:val="standardContextual"/>
             </w:rPr>
           </w:pPr>
-          <w:hyperlink w:anchor="_Toc241788205" w:history="1">
+          <w:hyperlink w:anchor="_Toc241912815" w:history="1">
             <w:r>
               <w:rPr>
                 <w:rStyle w:val="Hyperlink"/>
@@ -2534,7 +2601,7 @@
               <w:rPr>
                 <w:noProof/>
               </w:rPr>
-              <w:instrText xml:space="preserve"> PAGEREF _Toc241788205 \h </w:instrText>
+              <w:instrText xml:space="preserve"> PAGEREF _Toc241912815 \h </w:instrText>
             </w:r>
             <w:r>
               <w:rPr>
@@ -2551,7 +2618,7 @@
               <w:rPr>
                 <w:noProof/>
               </w:rPr>
-              <w:t>15</w:t>
+              <w:t>16</w:t>
             </w:r>
             <w:r>
               <w:rPr>
@@ -2573,7 +2640,7 @@
         <w:pStyle w:val="Heading1"/>
         <w:pageBreakBefore/>
       </w:pPr>
-      <w:bookmarkStart w:id="0" w:name="_Toc241788170"/>
+      <w:bookmarkStart w:id="0" w:name="_Toc241912779"/>
       <w:r>
         <w:lastRenderedPageBreak/>
         <w:t>1. What is Project Tracker?</w:t>
@@ -2714,7 +2781,7 @@
       <w:pPr>
         <w:pStyle w:val="Heading2"/>
       </w:pPr>
-      <w:bookmarkStart w:id="1" w:name="_Toc241788171"/>
+      <w:bookmarkStart w:id="1" w:name="_Toc241912780"/>
       <w:r>
         <w:t>1.1 Main features at a glance</w:t>
       </w:r>
@@ -3684,7 +3751,7 @@
         <w:pStyle w:val="Heading1"/>
         <w:spacing w:before="480"/>
       </w:pPr>
-      <w:bookmarkStart w:id="2" w:name="_Toc241788172"/>
+      <w:bookmarkStart w:id="2" w:name="_Toc241912781"/>
       <w:r>
         <w:t>2. Who uses it: roles and permissions</w:t>
       </w:r>
@@ -3695,14 +3762,24 @@
         <w:spacing w:after="120" w:line="300" w:lineRule="auto"/>
       </w:pPr>
       <w:r>
-        <w:t xml:space="preserve">Every person has </w:t>
+        <w:t xml:space="preserve">There is one special </w:t>
       </w:r>
       <w:r>
         <w:rPr>
           <w:b/>
           <w:bCs/>
         </w:rPr>
-        <w:t>one role in the organization</w:t>
+        <w:t>Root</w:t>
+      </w:r>
+      <w:r>
+        <w:t xml:space="preserve"> account for the whole platform. Everyone else belongs to an organization, has </w:t>
+      </w:r>
+      <w:r>
+        <w:rPr>
+          <w:b/>
+          <w:bCs/>
+        </w:rPr>
+        <w:t>one organization role</w:t>
       </w:r>
       <w:r>
         <w:t xml:space="preserve"> and, inside each project they belong to, </w:t>
@@ -3722,9 +3799,9 @@
       <w:pPr>
         <w:pStyle w:val="Heading2"/>
       </w:pPr>
-      <w:bookmarkStart w:id="3" w:name="_Toc241788173"/>
-      <w:r>
-        <w:t>2.1 Organization roles</w:t>
+      <w:bookmarkStart w:id="3" w:name="_Toc241912782"/>
+      <w:r>
+        <w:t>2.1 Platform and organization roles</w:t>
       </w:r>
       <w:bookmarkEnd w:id="3"/>
     </w:p>
@@ -3900,7 +3977,7 @@
                 <w:sz w:val="20"/>
                 <w:szCs w:val="20"/>
               </w:rPr>
-              <w:t>Owner</w:t>
+              <w:t>Root</w:t>
             </w:r>
           </w:p>
         </w:tc>
@@ -3930,7 +4007,7 @@
                 <w:sz w:val="20"/>
                 <w:szCs w:val="20"/>
               </w:rPr>
-              <w:t>Business owner, first account</w:t>
+              <w:t>Platform operator (one account)</w:t>
             </w:r>
           </w:p>
         </w:tc>
@@ -3960,7 +4037,23 @@
                 <w:sz w:val="20"/>
                 <w:szCs w:val="20"/>
               </w:rPr>
-              <w:t>Everything, including managing other owners. Every organization keeps at least one active owner.</w:t>
+              <w:t xml:space="preserve">Manages every organization: create, rename, suspend, reactivate, delete. The </w:t>
+            </w:r>
+            <w:r>
+              <w:rPr>
+                <w:b/>
+                <w:bCs/>
+                <w:sz w:val="20"/>
+                <w:szCs w:val="20"/>
+              </w:rPr>
+              <w:t>only</w:t>
+            </w:r>
+            <w:r>
+              <w:rPr>
+                <w:sz w:val="20"/>
+                <w:szCs w:val="20"/>
+              </w:rPr>
+              <w:t xml:space="preserve"> role that can create, change and delete plans and subscriptions. Works in the separate Platform console and cannot open an organization’s project data.</w:t>
             </w:r>
           </w:p>
         </w:tc>
@@ -3994,14 +4087,15 @@
           </w:tcPr>
           <w:p>
             <w:pPr>
-              <w:spacing w:line="276" w:lineRule="auto"/>
-            </w:pPr>
-            <w:r>
-              <w:rPr>
-                <w:sz w:val="20"/>
-                <w:szCs w:val="20"/>
-              </w:rPr>
-              <w:t>Admin</w:t>
+              <w:keepNext/>
+              <w:spacing w:line="276" w:lineRule="auto"/>
+            </w:pPr>
+            <w:r>
+              <w:rPr>
+                <w:sz w:val="20"/>
+                <w:szCs w:val="20"/>
+              </w:rPr>
+              <w:t>Super Admin</w:t>
             </w:r>
           </w:p>
         </w:tc>
@@ -4024,14 +4118,15 @@
           </w:tcPr>
           <w:p>
             <w:pPr>
-              <w:spacing w:line="276" w:lineRule="auto"/>
-            </w:pPr>
-            <w:r>
-              <w:rPr>
-                <w:sz w:val="20"/>
-                <w:szCs w:val="20"/>
-              </w:rPr>
-              <w:t>IT / operations lead</w:t>
+              <w:keepNext/>
+              <w:spacing w:line="276" w:lineRule="auto"/>
+            </w:pPr>
+            <w:r>
+              <w:rPr>
+                <w:sz w:val="20"/>
+                <w:szCs w:val="20"/>
+              </w:rPr>
+              <w:t>Business owner, first account</w:t>
             </w:r>
           </w:p>
         </w:tc>
@@ -4054,14 +4149,15 @@
           </w:tcPr>
           <w:p>
             <w:pPr>
-              <w:spacing w:line="276" w:lineRule="auto"/>
-            </w:pPr>
-            <w:r>
-              <w:rPr>
-                <w:sz w:val="20"/>
-                <w:szCs w:val="20"/>
-              </w:rPr>
-              <w:t>Everything an owner can do except change owners: users, organization settings, workflows, all projects and reports.</w:t>
+              <w:keepNext/>
+              <w:spacing w:line="276" w:lineRule="auto"/>
+            </w:pPr>
+            <w:r>
+              <w:rPr>
+                <w:sz w:val="20"/>
+                <w:szCs w:val="20"/>
+              </w:rPr>
+              <w:t>Everything inside the organization, including managing other Super Admins. Every organization keeps at least one active Super Admin.</w:t>
             </w:r>
           </w:p>
         </w:tc>
@@ -4103,7 +4199,7 @@
                 <w:sz w:val="20"/>
                 <w:szCs w:val="20"/>
               </w:rPr>
-              <w:t>Manager</w:t>
+              <w:t>Admin</w:t>
             </w:r>
           </w:p>
         </w:tc>
@@ -4134,7 +4230,7 @@
                 <w:sz w:val="20"/>
                 <w:szCs w:val="20"/>
               </w:rPr>
-              <w:t>Delivery or project manager</w:t>
+              <w:t>IT, operations or delivery lead</w:t>
             </w:r>
           </w:p>
         </w:tc>
@@ -4165,7 +4261,7 @@
                 <w:sz w:val="20"/>
                 <w:szCs w:val="20"/>
               </w:rPr>
-              <w:t>Create projects, see all timesheets, approve time, view reports and the user list.</w:t>
+              <w:t>Everything a Super Admin can do except change Super Admins: users, settings, workflows, all projects, timesheet approval, reports, and viewing the plan.</w:t>
             </w:r>
           </w:p>
         </w:tc>
@@ -4199,15 +4295,14 @@
           </w:tcPr>
           <w:p>
             <w:pPr>
-              <w:keepNext/>
-              <w:spacing w:line="276" w:lineRule="auto"/>
-            </w:pPr>
-            <w:r>
-              <w:rPr>
-                <w:sz w:val="20"/>
-                <w:szCs w:val="20"/>
-              </w:rPr>
-              <w:t>Member</w:t>
+              <w:spacing w:line="276" w:lineRule="auto"/>
+            </w:pPr>
+            <w:r>
+              <w:rPr>
+                <w:sz w:val="20"/>
+                <w:szCs w:val="20"/>
+              </w:rPr>
+              <w:t>Employee</w:t>
             </w:r>
           </w:p>
         </w:tc>
@@ -4230,7 +4325,6 @@
           </w:tcPr>
           <w:p>
             <w:pPr>
-              <w:keepNext/>
               <w:spacing w:line="276" w:lineRule="auto"/>
             </w:pPr>
             <w:r>
@@ -4261,116 +4355,14 @@
           </w:tcPr>
           <w:p>
             <w:pPr>
-              <w:keepNext/>
-              <w:spacing w:line="276" w:lineRule="auto"/>
-            </w:pPr>
-            <w:r>
-              <w:rPr>
-                <w:sz w:val="20"/>
-                <w:szCs w:val="20"/>
-              </w:rPr>
-              <w:t>Work on the projects they are added to; see the user list.</w:t>
-            </w:r>
-          </w:p>
-        </w:tc>
-      </w:tr>
-      <w:tr>
-        <w:tblPrEx>
-          <w:tblCellMar>
-            <w:top w:w="0" w:type="dxa"/>
-            <w:bottom w:w="0" w:type="dxa"/>
-          </w:tblCellMar>
-        </w:tblPrEx>
-        <w:trPr>
-          <w:cantSplit/>
-        </w:trPr>
-        <w:tc>
-          <w:tcPr>
-            <w:tcW w:w="1444" w:type="dxa"/>
-            <w:tcBorders>
-              <w:top w:val="single" w:sz="4" w:space="0" w:color="D0D5DD"/>
-              <w:left w:val="single" w:sz="4" w:space="0" w:color="D0D5DD"/>
-              <w:bottom w:val="single" w:sz="4" w:space="0" w:color="D0D5DD"/>
-              <w:right w:val="single" w:sz="4" w:space="0" w:color="D0D5DD"/>
-            </w:tcBorders>
-            <w:shd w:val="clear" w:color="auto" w:fill="FFFFFF"/>
-            <w:tcMar>
-              <w:top w:w="80" w:type="dxa"/>
-              <w:left w:w="120" w:type="dxa"/>
-              <w:bottom w:w="80" w:type="dxa"/>
-              <w:right w:w="120" w:type="dxa"/>
-            </w:tcMar>
-          </w:tcPr>
-          <w:p>
-            <w:pPr>
-              <w:spacing w:line="276" w:lineRule="auto"/>
-            </w:pPr>
-            <w:r>
-              <w:rPr>
-                <w:sz w:val="20"/>
-                <w:szCs w:val="20"/>
-              </w:rPr>
-              <w:t>Guest</w:t>
-            </w:r>
-          </w:p>
-        </w:tc>
-        <w:tc>
-          <w:tcPr>
-            <w:tcW w:w="2346" w:type="dxa"/>
-            <w:tcBorders>
-              <w:top w:val="single" w:sz="4" w:space="0" w:color="D0D5DD"/>
-              <w:left w:val="single" w:sz="4" w:space="0" w:color="D0D5DD"/>
-              <w:bottom w:val="single" w:sz="4" w:space="0" w:color="D0D5DD"/>
-              <w:right w:val="single" w:sz="4" w:space="0" w:color="D0D5DD"/>
-            </w:tcBorders>
-            <w:shd w:val="clear" w:color="auto" w:fill="FFFFFF"/>
-            <w:tcMar>
-              <w:top w:w="80" w:type="dxa"/>
-              <w:left w:w="120" w:type="dxa"/>
-              <w:bottom w:w="80" w:type="dxa"/>
-              <w:right w:w="120" w:type="dxa"/>
-            </w:tcMar>
-          </w:tcPr>
-          <w:p>
-            <w:pPr>
-              <w:spacing w:line="276" w:lineRule="auto"/>
-            </w:pPr>
-            <w:r>
-              <w:rPr>
-                <w:sz w:val="20"/>
-                <w:szCs w:val="20"/>
-              </w:rPr>
-              <w:t>Client or external stakeholder</w:t>
-            </w:r>
-          </w:p>
-        </w:tc>
-        <w:tc>
-          <w:tcPr>
-            <w:tcW w:w="5236" w:type="dxa"/>
-            <w:tcBorders>
-              <w:top w:val="single" w:sz="4" w:space="0" w:color="D0D5DD"/>
-              <w:left w:val="single" w:sz="4" w:space="0" w:color="D0D5DD"/>
-              <w:bottom w:val="single" w:sz="4" w:space="0" w:color="D0D5DD"/>
-              <w:right w:val="single" w:sz="4" w:space="0" w:color="D0D5DD"/>
-            </w:tcBorders>
-            <w:shd w:val="clear" w:color="auto" w:fill="FFFFFF"/>
-            <w:tcMar>
-              <w:top w:w="80" w:type="dxa"/>
-              <w:left w:w="120" w:type="dxa"/>
-              <w:bottom w:w="80" w:type="dxa"/>
-              <w:right w:w="120" w:type="dxa"/>
-            </w:tcMar>
-          </w:tcPr>
-          <w:p>
-            <w:pPr>
-              <w:spacing w:line="276" w:lineRule="auto"/>
-            </w:pPr>
-            <w:r>
-              <w:rPr>
-                <w:sz w:val="20"/>
-                <w:szCs w:val="20"/>
-              </w:rPr>
-              <w:t>Only sees projects they are added to. No organization-level permissions.</w:t>
+              <w:spacing w:line="276" w:lineRule="auto"/>
+            </w:pPr>
+            <w:r>
+              <w:rPr>
+                <w:sz w:val="20"/>
+                <w:szCs w:val="20"/>
+              </w:rPr>
+              <w:t>Works on the projects they are added to and sees the user list.</w:t>
             </w:r>
           </w:p>
         </w:tc>
@@ -4385,8 +4377,9 @@
       <w:pPr>
         <w:pStyle w:val="Heading2"/>
       </w:pPr>
-      <w:bookmarkStart w:id="4" w:name="_Toc241788174"/>
-      <w:r>
+      <w:bookmarkStart w:id="4" w:name="_Toc241912783"/>
+      <w:r>
+        <w:lastRenderedPageBreak/>
         <w:t>2.2 Project roles</w:t>
       </w:r>
       <w:bookmarkEnd w:id="4"/>
@@ -4734,7 +4727,7 @@
           <w:sz w:val="20"/>
           <w:szCs w:val="20"/>
         </w:rPr>
-        <w:t>The person who creates a project and the project owner automatically become project managers.</w:t>
+        <w:t>The person who creates a project and the project owner automatically become project managers. An Employee made project manager can edit that project and approve its time.</w:t>
       </w:r>
     </w:p>
     <w:p>
@@ -4742,9 +4735,8 @@
         <w:pStyle w:val="Heading1"/>
         <w:spacing w:before="480"/>
       </w:pPr>
-      <w:bookmarkStart w:id="5" w:name="_Toc241788175"/>
-      <w:r>
-        <w:lastRenderedPageBreak/>
+      <w:bookmarkStart w:id="5" w:name="_Toc241912784"/>
+      <w:r>
         <w:t>3. How the system is built (simple view)</w:t>
       </w:r>
       <w:bookmarkEnd w:id="5"/>
@@ -5227,7 +5219,7 @@
       <w:pPr>
         <w:pStyle w:val="Heading2"/>
       </w:pPr>
-      <w:bookmarkStart w:id="6" w:name="_Toc241788176"/>
+      <w:bookmarkStart w:id="6" w:name="_Toc241912785"/>
       <w:r>
         <w:t>3.1 Security in plain words</w:t>
       </w:r>
@@ -5289,7 +5281,7 @@
       <w:pPr>
         <w:pStyle w:val="Heading2"/>
       </w:pPr>
-      <w:bookmarkStart w:id="7" w:name="_Toc241788177"/>
+      <w:bookmarkStart w:id="7" w:name="_Toc241912786"/>
       <w:r>
         <w:t>3.2 Where things live in the code</w:t>
       </w:r>
@@ -5386,6 +5378,7 @@
                 <w:sz w:val="20"/>
                 <w:szCs w:val="20"/>
               </w:rPr>
+              <w:lastRenderedPageBreak/>
               <w:t>Folder</w:t>
             </w:r>
           </w:p>
@@ -5750,9 +5743,8 @@
         <w:pStyle w:val="Heading1"/>
         <w:spacing w:before="480"/>
       </w:pPr>
-      <w:bookmarkStart w:id="8" w:name="_Toc241788178"/>
-      <w:r>
-        <w:lastRenderedPageBreak/>
+      <w:bookmarkStart w:id="8" w:name="_Toc241912787"/>
+      <w:r>
         <w:t>4. The complete workflow, from start to finish</w:t>
       </w:r>
       <w:bookmarkEnd w:id="8"/>
@@ -5973,7 +5965,7 @@
                 <w:sz w:val="20"/>
                 <w:szCs w:val="20"/>
               </w:rPr>
-              <w:t>1. Set up</w:t>
+              <w:t>0. Onboard</w:t>
             </w:r>
           </w:p>
         </w:tc>
@@ -6003,7 +5995,7 @@
                 <w:sz w:val="20"/>
                 <w:szCs w:val="20"/>
               </w:rPr>
-              <w:t>Owner / Admin</w:t>
+              <w:t>Root</w:t>
             </w:r>
           </w:p>
         </w:tc>
@@ -6033,7 +6025,7 @@
                 <w:sz w:val="20"/>
                 <w:szCs w:val="20"/>
               </w:rPr>
-              <w:t>Install, sign in, set the organization name, color, timezone and working hours.</w:t>
+              <w:t>Create the organization with its first Super Admin and assign a plan.</w:t>
             </w:r>
           </w:p>
         </w:tc>
@@ -6063,7 +6055,7 @@
                 <w:sz w:val="20"/>
                 <w:szCs w:val="20"/>
               </w:rPr>
-              <w:t>Settings → Organization</w:t>
+              <w:t>Platform → Organizations</w:t>
             </w:r>
           </w:p>
         </w:tc>
@@ -6104,7 +6096,7 @@
                 <w:sz w:val="20"/>
                 <w:szCs w:val="20"/>
               </w:rPr>
-              <w:t>2. Add people</w:t>
+              <w:t>1. Set up</w:t>
             </w:r>
           </w:p>
         </w:tc>
@@ -6134,7 +6126,7 @@
                 <w:sz w:val="20"/>
                 <w:szCs w:val="20"/>
               </w:rPr>
-              <w:t>Owner / Admin</w:t>
+              <w:t>Super Admin / Admin</w:t>
             </w:r>
           </w:p>
         </w:tc>
@@ -6164,7 +6156,7 @@
                 <w:sz w:val="20"/>
                 <w:szCs w:val="20"/>
               </w:rPr>
-              <w:t>Create user accounts and give each person a role.</w:t>
+              <w:t>Install, sign in, set the organization name, color, timezone and working hours.</w:t>
             </w:r>
           </w:p>
         </w:tc>
@@ -6194,7 +6186,7 @@
                 <w:sz w:val="20"/>
                 <w:szCs w:val="20"/>
               </w:rPr>
-              <w:t>Settings → Users</w:t>
+              <w:t>Settings → Organization</w:t>
             </w:r>
           </w:p>
         </w:tc>
@@ -6235,7 +6227,7 @@
                 <w:sz w:val="20"/>
                 <w:szCs w:val="20"/>
               </w:rPr>
-              <w:t>3. Shape the workflow</w:t>
+              <w:t>2. Add people</w:t>
             </w:r>
           </w:p>
         </w:tc>
@@ -6265,7 +6257,7 @@
                 <w:sz w:val="20"/>
                 <w:szCs w:val="20"/>
               </w:rPr>
-              <w:t>Owner / Admin</w:t>
+              <w:t>Super Admin / Admin</w:t>
             </w:r>
           </w:p>
         </w:tc>
@@ -6295,7 +6287,7 @@
                 <w:sz w:val="20"/>
                 <w:szCs w:val="20"/>
               </w:rPr>
-              <w:t>Adjust statuses, priorities and severities to match how your team works.</w:t>
+              <w:t>Create user accounts and give each person a role.</w:t>
             </w:r>
           </w:p>
         </w:tc>
@@ -6325,7 +6317,7 @@
                 <w:sz w:val="20"/>
                 <w:szCs w:val="20"/>
               </w:rPr>
-              <w:t>Settings → Workflow</w:t>
+              <w:t>Settings → Users</w:t>
             </w:r>
           </w:p>
         </w:tc>
@@ -6366,7 +6358,7 @@
                 <w:sz w:val="20"/>
                 <w:szCs w:val="20"/>
               </w:rPr>
-              <w:t>4. Create a project</w:t>
+              <w:t>3. Shape the workflow</w:t>
             </w:r>
           </w:p>
         </w:tc>
@@ -6396,7 +6388,7 @@
                 <w:sz w:val="20"/>
                 <w:szCs w:val="20"/>
               </w:rPr>
-              <w:t>Manager</w:t>
+              <w:t>Super Admin / Admin</w:t>
             </w:r>
           </w:p>
         </w:tc>
@@ -6426,7 +6418,7 @@
                 <w:sz w:val="20"/>
                 <w:szCs w:val="20"/>
               </w:rPr>
-              <w:t>Give it a name, key, dates, budget, owner and team.</w:t>
+              <w:t>Adjust statuses, priorities and severities to match how your team works.</w:t>
             </w:r>
           </w:p>
         </w:tc>
@@ -6456,7 +6448,7 @@
                 <w:sz w:val="20"/>
                 <w:szCs w:val="20"/>
               </w:rPr>
-              <w:t>Projects → New project</w:t>
+              <w:t>Settings → Workflow</w:t>
             </w:r>
           </w:p>
         </w:tc>
@@ -6497,7 +6489,7 @@
                 <w:sz w:val="20"/>
                 <w:szCs w:val="20"/>
               </w:rPr>
-              <w:t>5. Plan</w:t>
+              <w:t>4. Create a project</w:t>
             </w:r>
           </w:p>
         </w:tc>
@@ -6527,7 +6519,7 @@
                 <w:sz w:val="20"/>
                 <w:szCs w:val="20"/>
               </w:rPr>
-              <w:t>Manager</w:t>
+              <w:t>Admin</w:t>
             </w:r>
           </w:p>
         </w:tc>
@@ -6557,7 +6549,7 @@
                 <w:sz w:val="20"/>
                 <w:szCs w:val="20"/>
               </w:rPr>
-              <w:t>Add milestones, task lists and tasks with estimates and due dates.</w:t>
+              <w:t>Give it a name, key, dates, budget, owner and team.</w:t>
             </w:r>
           </w:p>
         </w:tc>
@@ -6587,7 +6579,7 @@
                 <w:sz w:val="20"/>
                 <w:szCs w:val="20"/>
               </w:rPr>
-              <w:t>Project → Milestones / Tasks</w:t>
+              <w:t>Projects → New project</w:t>
             </w:r>
           </w:p>
         </w:tc>
@@ -6628,7 +6620,7 @@
                 <w:sz w:val="20"/>
                 <w:szCs w:val="20"/>
               </w:rPr>
-              <w:t>6. Schedule</w:t>
+              <w:t>5. Plan</w:t>
             </w:r>
           </w:p>
         </w:tc>
@@ -6658,7 +6650,7 @@
                 <w:sz w:val="20"/>
                 <w:szCs w:val="20"/>
               </w:rPr>
-              <w:t>Manager</w:t>
+              <w:t>Project manager</w:t>
             </w:r>
           </w:p>
         </w:tc>
@@ -6688,7 +6680,7 @@
                 <w:sz w:val="20"/>
                 <w:szCs w:val="20"/>
               </w:rPr>
-              <w:t>Link dependent tasks and check the timeline.</w:t>
+              <w:t>Add milestones, task lists and tasks with estimates and due dates.</w:t>
             </w:r>
           </w:p>
         </w:tc>
@@ -6718,7 +6710,7 @@
                 <w:sz w:val="20"/>
                 <w:szCs w:val="20"/>
               </w:rPr>
-              <w:t>Project → Gantt</w:t>
+              <w:t>Project → Milestones / Tasks</w:t>
             </w:r>
           </w:p>
         </w:tc>
@@ -6759,7 +6751,7 @@
                 <w:sz w:val="20"/>
                 <w:szCs w:val="20"/>
               </w:rPr>
-              <w:t>7. Do the work</w:t>
+              <w:t>6. Schedule</w:t>
             </w:r>
           </w:p>
         </w:tc>
@@ -6789,7 +6781,7 @@
                 <w:sz w:val="20"/>
                 <w:szCs w:val="20"/>
               </w:rPr>
-              <w:t>Members</w:t>
+              <w:t>Project manager</w:t>
             </w:r>
           </w:p>
         </w:tc>
@@ -6819,7 +6811,7 @@
                 <w:sz w:val="20"/>
                 <w:szCs w:val="20"/>
               </w:rPr>
-              <w:t>Move tasks through statuses, discuss in comments, add subtasks.</w:t>
+              <w:t>Link dependent tasks and check the timeline.</w:t>
             </w:r>
           </w:p>
         </w:tc>
@@ -6849,7 +6841,7 @@
                 <w:sz w:val="20"/>
                 <w:szCs w:val="20"/>
               </w:rPr>
-              <w:t>Board / task details / My Work</w:t>
+              <w:t>Project → Gantt</w:t>
             </w:r>
           </w:p>
         </w:tc>
@@ -6890,7 +6882,7 @@
                 <w:sz w:val="20"/>
                 <w:szCs w:val="20"/>
               </w:rPr>
-              <w:t>8. Log time</w:t>
+              <w:t>7. Do the work</w:t>
             </w:r>
           </w:p>
         </w:tc>
@@ -6920,7 +6912,7 @@
                 <w:sz w:val="20"/>
                 <w:szCs w:val="20"/>
               </w:rPr>
-              <w:t>Members</w:t>
+              <w:t>Employees</w:t>
             </w:r>
           </w:p>
         </w:tc>
@@ -6950,7 +6942,7 @@
                 <w:sz w:val="20"/>
                 <w:szCs w:val="20"/>
               </w:rPr>
-              <w:t>Record hours spent on tasks each day.</w:t>
+              <w:t>Move tasks through statuses, discuss in comments, add subtasks.</w:t>
             </w:r>
           </w:p>
         </w:tc>
@@ -6980,7 +6972,7 @@
                 <w:sz w:val="20"/>
                 <w:szCs w:val="20"/>
               </w:rPr>
-              <w:t>Timesheets / task details</w:t>
+              <w:t>Board / task details / My Work</w:t>
             </w:r>
           </w:p>
         </w:tc>
@@ -7021,7 +7013,7 @@
                 <w:sz w:val="20"/>
                 <w:szCs w:val="20"/>
               </w:rPr>
-              <w:t>9. Approve time</w:t>
+              <w:t>8. Log time</w:t>
             </w:r>
           </w:p>
         </w:tc>
@@ -7051,7 +7043,7 @@
                 <w:sz w:val="20"/>
                 <w:szCs w:val="20"/>
               </w:rPr>
-              <w:t>Manager</w:t>
+              <w:t>Employees</w:t>
             </w:r>
           </w:p>
         </w:tc>
@@ -7081,7 +7073,7 @@
                 <w:sz w:val="20"/>
                 <w:szCs w:val="20"/>
               </w:rPr>
-              <w:t>Review and approve or reject time entries.</w:t>
+              <w:t>Record hours spent on tasks each day.</w:t>
             </w:r>
           </w:p>
         </w:tc>
@@ -7111,7 +7103,7 @@
                 <w:sz w:val="20"/>
                 <w:szCs w:val="20"/>
               </w:rPr>
-              <w:t>Timesheets</w:t>
+              <w:t>Timesheets / task details</w:t>
             </w:r>
           </w:p>
         </w:tc>
@@ -7145,15 +7137,14 @@
           </w:tcPr>
           <w:p>
             <w:pPr>
-              <w:keepNext/>
-              <w:spacing w:line="276" w:lineRule="auto"/>
-            </w:pPr>
-            <w:r>
-              <w:rPr>
-                <w:sz w:val="20"/>
-                <w:szCs w:val="20"/>
-              </w:rPr>
-              <w:t>10. Handle issues</w:t>
+              <w:spacing w:line="276" w:lineRule="auto"/>
+            </w:pPr>
+            <w:r>
+              <w:rPr>
+                <w:sz w:val="20"/>
+                <w:szCs w:val="20"/>
+              </w:rPr>
+              <w:t>9. Approve time</w:t>
             </w:r>
           </w:p>
         </w:tc>
@@ -7176,15 +7167,14 @@
           </w:tcPr>
           <w:p>
             <w:pPr>
-              <w:keepNext/>
-              <w:spacing w:line="276" w:lineRule="auto"/>
-            </w:pPr>
-            <w:r>
-              <w:rPr>
-                <w:sz w:val="20"/>
-                <w:szCs w:val="20"/>
-              </w:rPr>
-              <w:t>Anyone in the project</w:t>
+              <w:spacing w:line="276" w:lineRule="auto"/>
+            </w:pPr>
+            <w:r>
+              <w:rPr>
+                <w:sz w:val="20"/>
+                <w:szCs w:val="20"/>
+              </w:rPr>
+              <w:t>Admin / project manager</w:t>
             </w:r>
           </w:p>
         </w:tc>
@@ -7207,15 +7197,14 @@
           </w:tcPr>
           <w:p>
             <w:pPr>
-              <w:keepNext/>
-              <w:spacing w:line="276" w:lineRule="auto"/>
-            </w:pPr>
-            <w:r>
-              <w:rPr>
-                <w:sz w:val="20"/>
-                <w:szCs w:val="20"/>
-              </w:rPr>
-              <w:t>Report bugs, assign them, fix and close them.</w:t>
+              <w:spacing w:line="276" w:lineRule="auto"/>
+            </w:pPr>
+            <w:r>
+              <w:rPr>
+                <w:sz w:val="20"/>
+                <w:szCs w:val="20"/>
+              </w:rPr>
+              <w:t>Review and approve or reject time entries.</w:t>
             </w:r>
           </w:p>
         </w:tc>
@@ -7238,15 +7227,14 @@
           </w:tcPr>
           <w:p>
             <w:pPr>
-              <w:keepNext/>
-              <w:spacing w:line="276" w:lineRule="auto"/>
-            </w:pPr>
-            <w:r>
-              <w:rPr>
-                <w:sz w:val="20"/>
-                <w:szCs w:val="20"/>
-              </w:rPr>
-              <w:t>Project → Issues</w:t>
+              <w:spacing w:line="276" w:lineRule="auto"/>
+            </w:pPr>
+            <w:r>
+              <w:rPr>
+                <w:sz w:val="20"/>
+                <w:szCs w:val="20"/>
+              </w:rPr>
+              <w:t>Timesheets</w:t>
             </w:r>
           </w:p>
         </w:tc>
@@ -7288,7 +7276,8 @@
                 <w:sz w:val="20"/>
                 <w:szCs w:val="20"/>
               </w:rPr>
-              <w:t>11. Monitor</w:t>
+              <w:lastRenderedPageBreak/>
+              <w:t>10. Handle issues</w:t>
             </w:r>
           </w:p>
         </w:tc>
@@ -7319,7 +7308,7 @@
                 <w:sz w:val="20"/>
                 <w:szCs w:val="20"/>
               </w:rPr>
-              <w:t>Managers / leadership</w:t>
+              <w:t>Anyone in the project</w:t>
             </w:r>
           </w:p>
         </w:tc>
@@ -7350,7 +7339,7 @@
                 <w:sz w:val="20"/>
                 <w:szCs w:val="20"/>
               </w:rPr>
-              <w:t>Watch progress, health, workload and trends.</w:t>
+              <w:t>Report bugs, assign them, fix and close them.</w:t>
             </w:r>
           </w:p>
         </w:tc>
@@ -7381,7 +7370,7 @@
                 <w:sz w:val="20"/>
                 <w:szCs w:val="20"/>
               </w:rPr>
-              <w:t>Dashboard / Reports</w:t>
+              <w:t>Project → Issues</w:t>
             </w:r>
           </w:p>
         </w:tc>
@@ -7415,6 +7404,141 @@
           </w:tcPr>
           <w:p>
             <w:pPr>
+              <w:keepNext/>
+              <w:spacing w:line="276" w:lineRule="auto"/>
+            </w:pPr>
+            <w:r>
+              <w:rPr>
+                <w:sz w:val="20"/>
+                <w:szCs w:val="20"/>
+              </w:rPr>
+              <w:t>11. Monitor</w:t>
+            </w:r>
+          </w:p>
+        </w:tc>
+        <w:tc>
+          <w:tcPr>
+            <w:tcW w:w="1624" w:type="dxa"/>
+            <w:tcBorders>
+              <w:top w:val="single" w:sz="4" w:space="0" w:color="D0D5DD"/>
+              <w:left w:val="single" w:sz="4" w:space="0" w:color="D0D5DD"/>
+              <w:bottom w:val="single" w:sz="4" w:space="0" w:color="D0D5DD"/>
+              <w:right w:val="single" w:sz="4" w:space="0" w:color="D0D5DD"/>
+            </w:tcBorders>
+            <w:shd w:val="clear" w:color="auto" w:fill="F9FAFB"/>
+            <w:tcMar>
+              <w:top w:w="80" w:type="dxa"/>
+              <w:left w:w="120" w:type="dxa"/>
+              <w:bottom w:w="80" w:type="dxa"/>
+              <w:right w:w="120" w:type="dxa"/>
+            </w:tcMar>
+          </w:tcPr>
+          <w:p>
+            <w:pPr>
+              <w:keepNext/>
+              <w:spacing w:line="276" w:lineRule="auto"/>
+            </w:pPr>
+            <w:r>
+              <w:rPr>
+                <w:sz w:val="20"/>
+                <w:szCs w:val="20"/>
+              </w:rPr>
+              <w:t>Admins / leadership</w:t>
+            </w:r>
+          </w:p>
+        </w:tc>
+        <w:tc>
+          <w:tcPr>
+            <w:tcW w:w="3610" w:type="dxa"/>
+            <w:tcBorders>
+              <w:top w:val="single" w:sz="4" w:space="0" w:color="D0D5DD"/>
+              <w:left w:val="single" w:sz="4" w:space="0" w:color="D0D5DD"/>
+              <w:bottom w:val="single" w:sz="4" w:space="0" w:color="D0D5DD"/>
+              <w:right w:val="single" w:sz="4" w:space="0" w:color="D0D5DD"/>
+            </w:tcBorders>
+            <w:shd w:val="clear" w:color="auto" w:fill="F9FAFB"/>
+            <w:tcMar>
+              <w:top w:w="80" w:type="dxa"/>
+              <w:left w:w="120" w:type="dxa"/>
+              <w:bottom w:w="80" w:type="dxa"/>
+              <w:right w:w="120" w:type="dxa"/>
+            </w:tcMar>
+          </w:tcPr>
+          <w:p>
+            <w:pPr>
+              <w:keepNext/>
+              <w:spacing w:line="276" w:lineRule="auto"/>
+            </w:pPr>
+            <w:r>
+              <w:rPr>
+                <w:sz w:val="20"/>
+                <w:szCs w:val="20"/>
+              </w:rPr>
+              <w:t>Watch progress, health, workload and trends.</w:t>
+            </w:r>
+          </w:p>
+        </w:tc>
+        <w:tc>
+          <w:tcPr>
+            <w:tcW w:w="2348" w:type="dxa"/>
+            <w:tcBorders>
+              <w:top w:val="single" w:sz="4" w:space="0" w:color="D0D5DD"/>
+              <w:left w:val="single" w:sz="4" w:space="0" w:color="D0D5DD"/>
+              <w:bottom w:val="single" w:sz="4" w:space="0" w:color="D0D5DD"/>
+              <w:right w:val="single" w:sz="4" w:space="0" w:color="D0D5DD"/>
+            </w:tcBorders>
+            <w:shd w:val="clear" w:color="auto" w:fill="F9FAFB"/>
+            <w:tcMar>
+              <w:top w:w="80" w:type="dxa"/>
+              <w:left w:w="120" w:type="dxa"/>
+              <w:bottom w:w="80" w:type="dxa"/>
+              <w:right w:w="120" w:type="dxa"/>
+            </w:tcMar>
+          </w:tcPr>
+          <w:p>
+            <w:pPr>
+              <w:keepNext/>
+              <w:spacing w:line="276" w:lineRule="auto"/>
+            </w:pPr>
+            <w:r>
+              <w:rPr>
+                <w:sz w:val="20"/>
+                <w:szCs w:val="20"/>
+              </w:rPr>
+              <w:t>Dashboard / Reports</w:t>
+            </w:r>
+          </w:p>
+        </w:tc>
+      </w:tr>
+      <w:tr>
+        <w:tblPrEx>
+          <w:tblCellMar>
+            <w:top w:w="0" w:type="dxa"/>
+            <w:bottom w:w="0" w:type="dxa"/>
+          </w:tblCellMar>
+        </w:tblPrEx>
+        <w:trPr>
+          <w:cantSplit/>
+        </w:trPr>
+        <w:tc>
+          <w:tcPr>
+            <w:tcW w:w="1444" w:type="dxa"/>
+            <w:tcBorders>
+              <w:top w:val="single" w:sz="4" w:space="0" w:color="D0D5DD"/>
+              <w:left w:val="single" w:sz="4" w:space="0" w:color="D0D5DD"/>
+              <w:bottom w:val="single" w:sz="4" w:space="0" w:color="D0D5DD"/>
+              <w:right w:val="single" w:sz="4" w:space="0" w:color="D0D5DD"/>
+            </w:tcBorders>
+            <w:shd w:val="clear" w:color="auto" w:fill="FFFFFF"/>
+            <w:tcMar>
+              <w:top w:w="80" w:type="dxa"/>
+              <w:left w:w="120" w:type="dxa"/>
+              <w:bottom w:w="80" w:type="dxa"/>
+              <w:right w:w="120" w:type="dxa"/>
+            </w:tcMar>
+          </w:tcPr>
+          <w:p>
+            <w:pPr>
               <w:spacing w:line="276" w:lineRule="auto"/>
             </w:pPr>
             <w:r>
@@ -7435,24 +7559,24 @@
               <w:bottom w:val="single" w:sz="4" w:space="0" w:color="D0D5DD"/>
               <w:right w:val="single" w:sz="4" w:space="0" w:color="D0D5DD"/>
             </w:tcBorders>
-            <w:shd w:val="clear" w:color="auto" w:fill="F9FAFB"/>
-            <w:tcMar>
-              <w:top w:w="80" w:type="dxa"/>
-              <w:left w:w="120" w:type="dxa"/>
-              <w:bottom w:w="80" w:type="dxa"/>
-              <w:right w:w="120" w:type="dxa"/>
-            </w:tcMar>
-          </w:tcPr>
-          <w:p>
-            <w:pPr>
-              <w:spacing w:line="276" w:lineRule="auto"/>
-            </w:pPr>
-            <w:r>
-              <w:rPr>
-                <w:sz w:val="20"/>
-                <w:szCs w:val="20"/>
-              </w:rPr>
-              <w:t>Manager</w:t>
+            <w:shd w:val="clear" w:color="auto" w:fill="FFFFFF"/>
+            <w:tcMar>
+              <w:top w:w="80" w:type="dxa"/>
+              <w:left w:w="120" w:type="dxa"/>
+              <w:bottom w:w="80" w:type="dxa"/>
+              <w:right w:w="120" w:type="dxa"/>
+            </w:tcMar>
+          </w:tcPr>
+          <w:p>
+            <w:pPr>
+              <w:spacing w:line="276" w:lineRule="auto"/>
+            </w:pPr>
+            <w:r>
+              <w:rPr>
+                <w:sz w:val="20"/>
+                <w:szCs w:val="20"/>
+              </w:rPr>
+              <w:t>Project manager</w:t>
             </w:r>
           </w:p>
         </w:tc>
@@ -7465,7 +7589,7 @@
               <w:bottom w:val="single" w:sz="4" w:space="0" w:color="D0D5DD"/>
               <w:right w:val="single" w:sz="4" w:space="0" w:color="D0D5DD"/>
             </w:tcBorders>
-            <w:shd w:val="clear" w:color="auto" w:fill="F9FAFB"/>
+            <w:shd w:val="clear" w:color="auto" w:fill="FFFFFF"/>
             <w:tcMar>
               <w:top w:w="80" w:type="dxa"/>
               <w:left w:w="120" w:type="dxa"/>
@@ -7495,7 +7619,7 @@
               <w:bottom w:val="single" w:sz="4" w:space="0" w:color="D0D5DD"/>
               <w:right w:val="single" w:sz="4" w:space="0" w:color="D0D5DD"/>
             </w:tcBorders>
-            <w:shd w:val="clear" w:color="auto" w:fill="F9FAFB"/>
+            <w:shd w:val="clear" w:color="auto" w:fill="FFFFFF"/>
             <w:tcMar>
               <w:top w:w="80" w:type="dxa"/>
               <w:left w:w="120" w:type="dxa"/>
@@ -7550,9 +7674,8 @@
         <w:pStyle w:val="Heading1"/>
         <w:spacing w:before="480"/>
       </w:pPr>
-      <w:bookmarkStart w:id="9" w:name="_Toc241788179"/>
-      <w:r>
-        <w:lastRenderedPageBreak/>
+      <w:bookmarkStart w:id="9" w:name="_Toc241912788"/>
+      <w:r>
         <w:t>5. Installation and first start (for IT)</w:t>
       </w:r>
       <w:bookmarkEnd w:id="9"/>
@@ -7561,7 +7684,7 @@
       <w:pPr>
         <w:pStyle w:val="Heading2"/>
       </w:pPr>
-      <w:bookmarkStart w:id="10" w:name="_Toc241788180"/>
+      <w:bookmarkStart w:id="10" w:name="_Toc241912789"/>
       <w:r>
         <w:t>5.1 What you need</w:t>
       </w:r>
@@ -7617,7 +7740,7 @@
       <w:pPr>
         <w:pStyle w:val="Heading2"/>
       </w:pPr>
-      <w:bookmarkStart w:id="11" w:name="_Toc241788181"/>
+      <w:bookmarkStart w:id="11" w:name="_Toc241912790"/>
       <w:r>
         <w:t>5.2 Install and run</w:t>
       </w:r>
@@ -7730,7 +7853,7 @@
       <w:pPr>
         <w:pStyle w:val="Heading2"/>
       </w:pPr>
-      <w:bookmarkStart w:id="12" w:name="_Toc241788182"/>
+      <w:bookmarkStart w:id="12" w:name="_Toc241912791"/>
       <w:r>
         <w:t>5.3 First sign-in</w:t>
       </w:r>
@@ -7741,7 +7864,29 @@
         <w:spacing w:after="120" w:line="300" w:lineRule="auto"/>
       </w:pPr>
       <w:r>
-        <w:t xml:space="preserve">The starting accounts come from the file </w:t>
+        <w:t xml:space="preserve">The starting accounts come from the </w:t>
+      </w:r>
+      <w:r>
+        <w:rPr>
+          <w:rFonts w:ascii="Consolas" w:eastAsia="Consolas" w:hAnsi="Consolas" w:cs="Consolas"/>
+          <w:color w:val="344054"/>
+          <w:shd w:val="clear" w:color="auto" w:fill="F2F4F7"/>
+        </w:rPr>
+        <w:t>ROOT_*</w:t>
+      </w:r>
+      <w:r>
+        <w:t xml:space="preserve"> and </w:t>
+      </w:r>
+      <w:r>
+        <w:rPr>
+          <w:rFonts w:ascii="Consolas" w:eastAsia="Consolas" w:hAnsi="Consolas" w:cs="Consolas"/>
+          <w:color w:val="344054"/>
+          <w:shd w:val="clear" w:color="auto" w:fill="F2F4F7"/>
+        </w:rPr>
+        <w:t>SEED_*</w:t>
+      </w:r>
+      <w:r>
+        <w:t xml:space="preserve"> values in </w:t>
       </w:r>
       <w:r>
         <w:rPr>
@@ -7920,15 +8065,14 @@
           </w:tcPr>
           <w:p>
             <w:pPr>
-              <w:keepNext/>
-              <w:spacing w:line="276" w:lineRule="auto"/>
-            </w:pPr>
-            <w:r>
-              <w:rPr>
-                <w:sz w:val="20"/>
-                <w:szCs w:val="20"/>
-              </w:rPr>
-              <w:t>Administrator (Owner)</w:t>
+              <w:spacing w:line="276" w:lineRule="auto"/>
+            </w:pPr>
+            <w:r>
+              <w:rPr>
+                <w:sz w:val="20"/>
+                <w:szCs w:val="20"/>
+              </w:rPr>
+              <w:t>Root (Platform console)</w:t>
             </w:r>
           </w:p>
         </w:tc>
@@ -7951,15 +8095,14 @@
           </w:tcPr>
           <w:p>
             <w:pPr>
-              <w:keepNext/>
-              <w:spacing w:line="276" w:lineRule="auto"/>
-            </w:pPr>
-            <w:r>
-              <w:rPr>
-                <w:sz w:val="20"/>
-                <w:szCs w:val="20"/>
-              </w:rPr>
-              <w:t>admin@segueit.com</w:t>
+              <w:spacing w:line="276" w:lineRule="auto"/>
+            </w:pPr>
+            <w:r>
+              <w:rPr>
+                <w:sz w:val="20"/>
+                <w:szCs w:val="20"/>
+              </w:rPr>
+              <w:t>root@segueit.com</w:t>
             </w:r>
           </w:p>
         </w:tc>
@@ -7982,15 +8125,14 @@
           </w:tcPr>
           <w:p>
             <w:pPr>
-              <w:keepNext/>
-              <w:spacing w:line="276" w:lineRule="auto"/>
-            </w:pPr>
-            <w:r>
-              <w:rPr>
-                <w:sz w:val="20"/>
-                <w:szCs w:val="20"/>
-              </w:rPr>
-              <w:t>ChangeMe@123</w:t>
+              <w:spacing w:line="276" w:lineRule="auto"/>
+            </w:pPr>
+            <w:r>
+              <w:rPr>
+                <w:sz w:val="20"/>
+                <w:szCs w:val="20"/>
+              </w:rPr>
+              <w:t>ChangeRoot@123</w:t>
             </w:r>
           </w:p>
         </w:tc>
@@ -8024,14 +8166,15 @@
           </w:tcPr>
           <w:p>
             <w:pPr>
-              <w:spacing w:line="276" w:lineRule="auto"/>
-            </w:pPr>
-            <w:r>
-              <w:rPr>
-                <w:sz w:val="20"/>
-                <w:szCs w:val="20"/>
-              </w:rPr>
-              <w:t>Demo users (when demo data is on)</w:t>
+              <w:keepNext/>
+              <w:spacing w:line="276" w:lineRule="auto"/>
+            </w:pPr>
+            <w:r>
+              <w:rPr>
+                <w:sz w:val="20"/>
+                <w:szCs w:val="20"/>
+              </w:rPr>
+              <w:t>Super Admin (SegueIT)</w:t>
             </w:r>
           </w:p>
         </w:tc>
@@ -8054,14 +8197,221 @@
           </w:tcPr>
           <w:p>
             <w:pPr>
-              <w:spacing w:line="276" w:lineRule="auto"/>
-            </w:pPr>
-            <w:r>
-              <w:rPr>
-                <w:sz w:val="20"/>
-                <w:szCs w:val="20"/>
-              </w:rPr>
-              <w:t>e.g. priya.sharma@segueit.com</w:t>
+              <w:keepNext/>
+              <w:spacing w:line="276" w:lineRule="auto"/>
+            </w:pPr>
+            <w:r>
+              <w:rPr>
+                <w:sz w:val="20"/>
+                <w:szCs w:val="20"/>
+              </w:rPr>
+              <w:t>admin@segueit.com</w:t>
+            </w:r>
+          </w:p>
+        </w:tc>
+        <w:tc>
+          <w:tcPr>
+            <w:tcW w:w="2709" w:type="dxa"/>
+            <w:tcBorders>
+              <w:top w:val="single" w:sz="4" w:space="0" w:color="D0D5DD"/>
+              <w:left w:val="single" w:sz="4" w:space="0" w:color="D0D5DD"/>
+              <w:bottom w:val="single" w:sz="4" w:space="0" w:color="D0D5DD"/>
+              <w:right w:val="single" w:sz="4" w:space="0" w:color="D0D5DD"/>
+            </w:tcBorders>
+            <w:shd w:val="clear" w:color="auto" w:fill="F9FAFB"/>
+            <w:tcMar>
+              <w:top w:w="80" w:type="dxa"/>
+              <w:left w:w="120" w:type="dxa"/>
+              <w:bottom w:w="80" w:type="dxa"/>
+              <w:right w:w="120" w:type="dxa"/>
+            </w:tcMar>
+          </w:tcPr>
+          <w:p>
+            <w:pPr>
+              <w:keepNext/>
+              <w:spacing w:line="276" w:lineRule="auto"/>
+            </w:pPr>
+            <w:r>
+              <w:rPr>
+                <w:sz w:val="20"/>
+                <w:szCs w:val="20"/>
+              </w:rPr>
+              <w:t>ChangeMe@123</w:t>
+            </w:r>
+          </w:p>
+        </w:tc>
+      </w:tr>
+      <w:tr>
+        <w:tblPrEx>
+          <w:tblCellMar>
+            <w:top w:w="0" w:type="dxa"/>
+            <w:bottom w:w="0" w:type="dxa"/>
+          </w:tblCellMar>
+        </w:tblPrEx>
+        <w:trPr>
+          <w:cantSplit/>
+        </w:trPr>
+        <w:tc>
+          <w:tcPr>
+            <w:tcW w:w="2888" w:type="dxa"/>
+            <w:tcBorders>
+              <w:top w:val="single" w:sz="4" w:space="0" w:color="D0D5DD"/>
+              <w:left w:val="single" w:sz="4" w:space="0" w:color="D0D5DD"/>
+              <w:bottom w:val="single" w:sz="4" w:space="0" w:color="D0D5DD"/>
+              <w:right w:val="single" w:sz="4" w:space="0" w:color="D0D5DD"/>
+            </w:tcBorders>
+            <w:shd w:val="clear" w:color="auto" w:fill="FFFFFF"/>
+            <w:tcMar>
+              <w:top w:w="80" w:type="dxa"/>
+              <w:left w:w="120" w:type="dxa"/>
+              <w:bottom w:w="80" w:type="dxa"/>
+              <w:right w:w="120" w:type="dxa"/>
+            </w:tcMar>
+          </w:tcPr>
+          <w:p>
+            <w:pPr>
+              <w:keepNext/>
+              <w:spacing w:line="276" w:lineRule="auto"/>
+            </w:pPr>
+            <w:r>
+              <w:rPr>
+                <w:sz w:val="20"/>
+                <w:szCs w:val="20"/>
+              </w:rPr>
+              <w:t>Admin (demo)</w:t>
+            </w:r>
+          </w:p>
+        </w:tc>
+        <w:tc>
+          <w:tcPr>
+            <w:tcW w:w="3429" w:type="dxa"/>
+            <w:tcBorders>
+              <w:top w:val="single" w:sz="4" w:space="0" w:color="D0D5DD"/>
+              <w:left w:val="single" w:sz="4" w:space="0" w:color="D0D5DD"/>
+              <w:bottom w:val="single" w:sz="4" w:space="0" w:color="D0D5DD"/>
+              <w:right w:val="single" w:sz="4" w:space="0" w:color="D0D5DD"/>
+            </w:tcBorders>
+            <w:shd w:val="clear" w:color="auto" w:fill="FFFFFF"/>
+            <w:tcMar>
+              <w:top w:w="80" w:type="dxa"/>
+              <w:left w:w="120" w:type="dxa"/>
+              <w:bottom w:w="80" w:type="dxa"/>
+              <w:right w:w="120" w:type="dxa"/>
+            </w:tcMar>
+          </w:tcPr>
+          <w:p>
+            <w:pPr>
+              <w:keepNext/>
+              <w:spacing w:line="276" w:lineRule="auto"/>
+            </w:pPr>
+            <w:r>
+              <w:rPr>
+                <w:sz w:val="20"/>
+                <w:szCs w:val="20"/>
+              </w:rPr>
+              <w:t>priya.sharma@segueit.com</w:t>
+            </w:r>
+          </w:p>
+        </w:tc>
+        <w:tc>
+          <w:tcPr>
+            <w:tcW w:w="2709" w:type="dxa"/>
+            <w:tcBorders>
+              <w:top w:val="single" w:sz="4" w:space="0" w:color="D0D5DD"/>
+              <w:left w:val="single" w:sz="4" w:space="0" w:color="D0D5DD"/>
+              <w:bottom w:val="single" w:sz="4" w:space="0" w:color="D0D5DD"/>
+              <w:right w:val="single" w:sz="4" w:space="0" w:color="D0D5DD"/>
+            </w:tcBorders>
+            <w:shd w:val="clear" w:color="auto" w:fill="FFFFFF"/>
+            <w:tcMar>
+              <w:top w:w="80" w:type="dxa"/>
+              <w:left w:w="120" w:type="dxa"/>
+              <w:bottom w:w="80" w:type="dxa"/>
+              <w:right w:w="120" w:type="dxa"/>
+            </w:tcMar>
+          </w:tcPr>
+          <w:p>
+            <w:pPr>
+              <w:keepNext/>
+              <w:spacing w:line="276" w:lineRule="auto"/>
+            </w:pPr>
+            <w:r>
+              <w:rPr>
+                <w:sz w:val="20"/>
+                <w:szCs w:val="20"/>
+              </w:rPr>
+              <w:t>Welcome@123</w:t>
+            </w:r>
+          </w:p>
+        </w:tc>
+      </w:tr>
+      <w:tr>
+        <w:tblPrEx>
+          <w:tblCellMar>
+            <w:top w:w="0" w:type="dxa"/>
+            <w:bottom w:w="0" w:type="dxa"/>
+          </w:tblCellMar>
+        </w:tblPrEx>
+        <w:trPr>
+          <w:cantSplit/>
+        </w:trPr>
+        <w:tc>
+          <w:tcPr>
+            <w:tcW w:w="2888" w:type="dxa"/>
+            <w:tcBorders>
+              <w:top w:val="single" w:sz="4" w:space="0" w:color="D0D5DD"/>
+              <w:left w:val="single" w:sz="4" w:space="0" w:color="D0D5DD"/>
+              <w:bottom w:val="single" w:sz="4" w:space="0" w:color="D0D5DD"/>
+              <w:right w:val="single" w:sz="4" w:space="0" w:color="D0D5DD"/>
+            </w:tcBorders>
+            <w:shd w:val="clear" w:color="auto" w:fill="F9FAFB"/>
+            <w:tcMar>
+              <w:top w:w="80" w:type="dxa"/>
+              <w:left w:w="120" w:type="dxa"/>
+              <w:bottom w:w="80" w:type="dxa"/>
+              <w:right w:w="120" w:type="dxa"/>
+            </w:tcMar>
+          </w:tcPr>
+          <w:p>
+            <w:pPr>
+              <w:spacing w:line="276" w:lineRule="auto"/>
+            </w:pPr>
+            <w:r>
+              <w:rPr>
+                <w:sz w:val="20"/>
+                <w:szCs w:val="20"/>
+              </w:rPr>
+              <w:t>Employees (demo)</w:t>
+            </w:r>
+          </w:p>
+        </w:tc>
+        <w:tc>
+          <w:tcPr>
+            <w:tcW w:w="3429" w:type="dxa"/>
+            <w:tcBorders>
+              <w:top w:val="single" w:sz="4" w:space="0" w:color="D0D5DD"/>
+              <w:left w:val="single" w:sz="4" w:space="0" w:color="D0D5DD"/>
+              <w:bottom w:val="single" w:sz="4" w:space="0" w:color="D0D5DD"/>
+              <w:right w:val="single" w:sz="4" w:space="0" w:color="D0D5DD"/>
+            </w:tcBorders>
+            <w:shd w:val="clear" w:color="auto" w:fill="F9FAFB"/>
+            <w:tcMar>
+              <w:top w:w="80" w:type="dxa"/>
+              <w:left w:w="120" w:type="dxa"/>
+              <w:bottom w:w="80" w:type="dxa"/>
+              <w:right w:w="120" w:type="dxa"/>
+            </w:tcMar>
+          </w:tcPr>
+          <w:p>
+            <w:pPr>
+              <w:spacing w:line="276" w:lineRule="auto"/>
+            </w:pPr>
+            <w:r>
+              <w:rPr>
+                <w:sz w:val="20"/>
+                <w:szCs w:val="20"/>
+              </w:rPr>
+              <w:t>e.g. arjun.mehta@segueit.com</w:t>
             </w:r>
           </w:p>
         </w:tc>
@@ -8114,6 +8464,7 @@
           <w:sz w:val="20"/>
           <w:szCs w:val="20"/>
         </w:rPr>
+        <w:lastRenderedPageBreak/>
         <w:t xml:space="preserve">Important:  </w:t>
       </w:r>
       <w:r>
@@ -8128,7 +8479,7 @@
       <w:pPr>
         <w:pStyle w:val="Heading2"/>
       </w:pPr>
-      <w:bookmarkStart w:id="13" w:name="_Toc241788183"/>
+      <w:bookmarkStart w:id="13" w:name="_Toc241912792"/>
       <w:r>
         <w:t>5.4 Settings you can change (nothing is hard-coded)</w:t>
       </w:r>
@@ -8491,7 +8842,6 @@
                 <w:sz w:val="20"/>
                 <w:szCs w:val="20"/>
               </w:rPr>
-              <w:lastRenderedPageBreak/>
               <w:t>Organization name, brand color, timezone, working hours</w:t>
             </w:r>
           </w:p>
@@ -8746,7 +9096,7 @@
         <w:pStyle w:val="Heading1"/>
         <w:pageBreakBefore/>
       </w:pPr>
-      <w:bookmarkStart w:id="14" w:name="_Toc241788184"/>
+      <w:bookmarkStart w:id="14" w:name="_Toc241912793"/>
       <w:r>
         <w:lastRenderedPageBreak/>
         <w:t>6. How to use the software, step by step</w:t>
@@ -8757,7 +9107,7 @@
       <w:pPr>
         <w:pStyle w:val="Heading2"/>
       </w:pPr>
-      <w:bookmarkStart w:id="15" w:name="_Toc241788185"/>
+      <w:bookmarkStart w:id="15" w:name="_Toc241912794"/>
       <w:r>
         <w:t>6.1 Sign in or create a workspace</w:t>
       </w:r>
@@ -8829,7 +9179,7 @@
         <w:t>Create a workspace</w:t>
       </w:r>
       <w:r>
-        <w:t>, enter your organization name, your name, email and a password. You become the Owner.</w:t>
+        <w:t>, enter your organization name, your name, email and a password. You become its Super Admin.</w:t>
       </w:r>
     </w:p>
     <w:p>
@@ -8863,7 +9213,7 @@
       <w:pPr>
         <w:pStyle w:val="Heading2"/>
       </w:pPr>
-      <w:bookmarkStart w:id="16" w:name="_Toc241788186"/>
+      <w:bookmarkStart w:id="16" w:name="_Toc241912795"/>
       <w:r>
         <w:t>6.2 Find your way around</w:t>
       </w:r>
@@ -9423,9 +9773,9 @@
       <w:pPr>
         <w:pStyle w:val="Heading2"/>
       </w:pPr>
-      <w:bookmarkStart w:id="17" w:name="_Toc241788187"/>
-      <w:r>
-        <w:t>6.3 Set up your organization (Owner / Admin)</w:t>
+      <w:bookmarkStart w:id="17" w:name="_Toc241912796"/>
+      <w:r>
+        <w:t>6.3 Set up your organization (Super Admin / Admin)</w:t>
       </w:r>
       <w:bookmarkEnd w:id="17"/>
     </w:p>
@@ -9764,7 +10114,7 @@
       <w:pPr>
         <w:pStyle w:val="Heading2"/>
       </w:pPr>
-      <w:bookmarkStart w:id="18" w:name="_Toc241788188"/>
+      <w:bookmarkStart w:id="18" w:name="_Toc241912797"/>
       <w:r>
         <w:t>6.4 Personalize the appearance (everyone)</w:t>
       </w:r>
@@ -9910,7 +10260,7 @@
       <w:pPr>
         <w:pStyle w:val="Heading2"/>
       </w:pPr>
-      <w:bookmarkStart w:id="19" w:name="_Toc241788189"/>
+      <w:bookmarkStart w:id="19" w:name="_Toc241912798"/>
       <w:r>
         <w:t>6.5 Create a project</w:t>
       </w:r>
@@ -10073,7 +10423,7 @@
       <w:pPr>
         <w:pStyle w:val="Heading2"/>
       </w:pPr>
-      <w:bookmarkStart w:id="20" w:name="_Toc241788190"/>
+      <w:bookmarkStart w:id="20" w:name="_Toc241912799"/>
       <w:r>
         <w:lastRenderedPageBreak/>
         <w:t>6.6 Inside a project</w:t>
@@ -10837,7 +11187,7 @@
       <w:pPr>
         <w:pStyle w:val="Heading2"/>
       </w:pPr>
-      <w:bookmarkStart w:id="21" w:name="_Toc241788191"/>
+      <w:bookmarkStart w:id="21" w:name="_Toc241912800"/>
       <w:r>
         <w:t>6.7 Plan the work: task lists and tasks</w:t>
       </w:r>
@@ -10962,7 +11312,7 @@
       <w:pPr>
         <w:pStyle w:val="Heading2"/>
       </w:pPr>
-      <w:bookmarkStart w:id="22" w:name="_Toc241788192"/>
+      <w:bookmarkStart w:id="22" w:name="_Toc241912801"/>
       <w:r>
         <w:t>6.8 Work on a task</w:t>
       </w:r>
@@ -11214,7 +11564,7 @@
       <w:pPr>
         <w:pStyle w:val="Heading2"/>
       </w:pPr>
-      <w:bookmarkStart w:id="23" w:name="_Toc241788193"/>
+      <w:bookmarkStart w:id="23" w:name="_Toc241912802"/>
       <w:r>
         <w:t>6.9 Use the board</w:t>
       </w:r>
@@ -11283,7 +11633,7 @@
       <w:pPr>
         <w:pStyle w:val="Heading2"/>
       </w:pPr>
-      <w:bookmarkStart w:id="24" w:name="_Toc241788194"/>
+      <w:bookmarkStart w:id="24" w:name="_Toc241912803"/>
       <w:r>
         <w:t>6.10 Use the Gantt chart</w:t>
       </w:r>
@@ -11402,7 +11752,7 @@
       <w:pPr>
         <w:pStyle w:val="Heading2"/>
       </w:pPr>
-      <w:bookmarkStart w:id="25" w:name="_Toc241788195"/>
+      <w:bookmarkStart w:id="25" w:name="_Toc241912804"/>
       <w:r>
         <w:t>6.11 Milestones</w:t>
       </w:r>
@@ -11494,7 +11844,7 @@
       <w:pPr>
         <w:pStyle w:val="Heading2"/>
       </w:pPr>
-      <w:bookmarkStart w:id="26" w:name="_Toc241788196"/>
+      <w:bookmarkStart w:id="26" w:name="_Toc241912805"/>
       <w:r>
         <w:t>6.12 Issues (bugs and problems)</w:t>
       </w:r>
@@ -11576,7 +11926,7 @@
       <w:pPr>
         <w:pStyle w:val="Heading2"/>
       </w:pPr>
-      <w:bookmarkStart w:id="27" w:name="_Toc241788197"/>
+      <w:bookmarkStart w:id="27" w:name="_Toc241912806"/>
       <w:r>
         <w:t>6.13 Timesheets: log and approve time</w:t>
       </w:r>
@@ -11801,7 +12151,7 @@
       <w:pPr>
         <w:pStyle w:val="Heading2"/>
       </w:pPr>
-      <w:bookmarkStart w:id="28" w:name="_Toc241788198"/>
+      <w:bookmarkStart w:id="28" w:name="_Toc241912807"/>
       <w:r>
         <w:t>6.14 My Work</w:t>
       </w:r>
@@ -11876,7 +12226,7 @@
       <w:pPr>
         <w:pStyle w:val="Heading2"/>
       </w:pPr>
-      <w:bookmarkStart w:id="29" w:name="_Toc241788199"/>
+      <w:bookmarkStart w:id="29" w:name="_Toc241912808"/>
       <w:r>
         <w:t>6.15 Dashboard</w:t>
       </w:r>
@@ -11904,9 +12254,9 @@
       <w:pPr>
         <w:pStyle w:val="Heading2"/>
       </w:pPr>
-      <w:bookmarkStart w:id="30" w:name="_Toc241788200"/>
-      <w:r>
-        <w:t>6.16 Reports (managers and admins)</w:t>
+      <w:bookmarkStart w:id="30" w:name="_Toc241912809"/>
+      <w:r>
+        <w:t>6.16 Reports (admins)</w:t>
       </w:r>
       <w:bookmarkEnd w:id="30"/>
     </w:p>
@@ -12731,7 +13081,7 @@
       <w:pPr>
         <w:pStyle w:val="Heading2"/>
       </w:pPr>
-      <w:bookmarkStart w:id="31" w:name="_Toc241788201"/>
+      <w:bookmarkStart w:id="31" w:name="_Toc241912810"/>
       <w:r>
         <w:t>6.17 Manage or close a project (project managers)</w:t>
       </w:r>
@@ -12883,7 +13233,7 @@
       <w:pPr>
         <w:pStyle w:val="Heading2"/>
       </w:pPr>
-      <w:bookmarkStart w:id="32" w:name="_Toc241788202"/>
+      <w:bookmarkStart w:id="32" w:name="_Toc241912811"/>
       <w:r>
         <w:t>6.18 Your profile and password</w:t>
       </w:r>
@@ -12960,14 +13310,589 @@
     </w:p>
     <w:p>
       <w:pPr>
+        <w:pStyle w:val="Heading2"/>
+      </w:pPr>
+      <w:bookmarkStart w:id="33" w:name="_Toc241912812"/>
+      <w:r>
+        <w:t>6.19 Platform console (Root account only)</w:t>
+      </w:r>
+      <w:bookmarkEnd w:id="33"/>
+    </w:p>
+    <w:p>
+      <w:pPr>
+        <w:spacing w:after="120" w:line="300" w:lineRule="auto"/>
+      </w:pPr>
+      <w:r>
+        <w:t xml:space="preserve">Sign in with the Root account and you land in the </w:t>
+      </w:r>
+      <w:r>
+        <w:rPr>
+          <w:b/>
+          <w:bCs/>
+        </w:rPr>
+        <w:t>Platform console</w:t>
+      </w:r>
+      <w:r>
+        <w:t xml:space="preserve"> instead of a workspace. Its menu has four pages:</w:t>
+      </w:r>
+    </w:p>
+    <w:tbl>
+      <w:tblPr>
+        <w:tblW w:w="9026" w:type="dxa"/>
+        <w:tblBorders>
+          <w:top w:val="single" w:sz="4" w:space="0" w:color="auto"/>
+          <w:left w:val="single" w:sz="4" w:space="0" w:color="auto"/>
+          <w:bottom w:val="single" w:sz="4" w:space="0" w:color="auto"/>
+          <w:right w:val="single" w:sz="4" w:space="0" w:color="auto"/>
+          <w:insideH w:val="single" w:sz="4" w:space="0" w:color="auto"/>
+          <w:insideV w:val="single" w:sz="4" w:space="0" w:color="auto"/>
+        </w:tblBorders>
+        <w:tblCellMar>
+          <w:left w:w="10" w:type="dxa"/>
+          <w:right w:w="10" w:type="dxa"/>
+        </w:tblCellMar>
+        <w:tblLook w:val="04A0" w:firstRow="1" w:lastRow="0" w:firstColumn="1" w:lastColumn="0" w:noHBand="0" w:noVBand="1"/>
+      </w:tblPr>
+      <w:tblGrid>
+        <w:gridCol w:w="2166"/>
+        <w:gridCol w:w="6860"/>
+      </w:tblGrid>
+      <w:tr>
+        <w:tblPrEx>
+          <w:tblCellMar>
+            <w:top w:w="0" w:type="dxa"/>
+            <w:bottom w:w="0" w:type="dxa"/>
+          </w:tblCellMar>
+        </w:tblPrEx>
+        <w:trPr>
+          <w:cantSplit/>
+          <w:tblHeader/>
+        </w:trPr>
+        <w:tc>
+          <w:tcPr>
+            <w:tcW w:w="2166" w:type="dxa"/>
+            <w:tcBorders>
+              <w:top w:val="single" w:sz="4" w:space="0" w:color="D0D5DD"/>
+              <w:left w:val="single" w:sz="4" w:space="0" w:color="D0D5DD"/>
+              <w:bottom w:val="single" w:sz="4" w:space="0" w:color="D0D5DD"/>
+              <w:right w:val="single" w:sz="4" w:space="0" w:color="D0D5DD"/>
+            </w:tcBorders>
+            <w:shd w:val="clear" w:color="auto" w:fill="2563EB"/>
+            <w:tcMar>
+              <w:top w:w="80" w:type="dxa"/>
+              <w:left w:w="120" w:type="dxa"/>
+              <w:bottom w:w="80" w:type="dxa"/>
+              <w:right w:w="120" w:type="dxa"/>
+            </w:tcMar>
+          </w:tcPr>
+          <w:p>
+            <w:pPr>
+              <w:keepNext/>
+              <w:spacing w:line="276" w:lineRule="auto"/>
+            </w:pPr>
+            <w:r>
+              <w:rPr>
+                <w:b/>
+                <w:bCs/>
+                <w:color w:val="FFFFFF"/>
+                <w:sz w:val="20"/>
+                <w:szCs w:val="20"/>
+              </w:rPr>
+              <w:t>Page</w:t>
+            </w:r>
+          </w:p>
+        </w:tc>
+        <w:tc>
+          <w:tcPr>
+            <w:tcW w:w="6860" w:type="dxa"/>
+            <w:tcBorders>
+              <w:top w:val="single" w:sz="4" w:space="0" w:color="D0D5DD"/>
+              <w:left w:val="single" w:sz="4" w:space="0" w:color="D0D5DD"/>
+              <w:bottom w:val="single" w:sz="4" w:space="0" w:color="D0D5DD"/>
+              <w:right w:val="single" w:sz="4" w:space="0" w:color="D0D5DD"/>
+            </w:tcBorders>
+            <w:shd w:val="clear" w:color="auto" w:fill="2563EB"/>
+            <w:tcMar>
+              <w:top w:w="80" w:type="dxa"/>
+              <w:left w:w="120" w:type="dxa"/>
+              <w:bottom w:w="80" w:type="dxa"/>
+              <w:right w:w="120" w:type="dxa"/>
+            </w:tcMar>
+          </w:tcPr>
+          <w:p>
+            <w:pPr>
+              <w:keepNext/>
+              <w:spacing w:line="276" w:lineRule="auto"/>
+            </w:pPr>
+            <w:r>
+              <w:rPr>
+                <w:b/>
+                <w:bCs/>
+                <w:color w:val="FFFFFF"/>
+                <w:sz w:val="20"/>
+                <w:szCs w:val="20"/>
+              </w:rPr>
+              <w:t>Use it to</w:t>
+            </w:r>
+          </w:p>
+        </w:tc>
+      </w:tr>
+      <w:tr>
+        <w:tblPrEx>
+          <w:tblCellMar>
+            <w:top w:w="0" w:type="dxa"/>
+            <w:bottom w:w="0" w:type="dxa"/>
+          </w:tblCellMar>
+        </w:tblPrEx>
+        <w:trPr>
+          <w:cantSplit/>
+        </w:trPr>
+        <w:tc>
+          <w:tcPr>
+            <w:tcW w:w="2166" w:type="dxa"/>
+            <w:tcBorders>
+              <w:top w:val="single" w:sz="4" w:space="0" w:color="D0D5DD"/>
+              <w:left w:val="single" w:sz="4" w:space="0" w:color="D0D5DD"/>
+              <w:bottom w:val="single" w:sz="4" w:space="0" w:color="D0D5DD"/>
+              <w:right w:val="single" w:sz="4" w:space="0" w:color="D0D5DD"/>
+            </w:tcBorders>
+            <w:shd w:val="clear" w:color="auto" w:fill="FFFFFF"/>
+            <w:tcMar>
+              <w:top w:w="80" w:type="dxa"/>
+              <w:left w:w="120" w:type="dxa"/>
+              <w:bottom w:w="80" w:type="dxa"/>
+              <w:right w:w="120" w:type="dxa"/>
+            </w:tcMar>
+          </w:tcPr>
+          <w:p>
+            <w:pPr>
+              <w:spacing w:line="276" w:lineRule="auto"/>
+            </w:pPr>
+            <w:r>
+              <w:rPr>
+                <w:sz w:val="20"/>
+                <w:szCs w:val="20"/>
+              </w:rPr>
+              <w:t>Overview</w:t>
+            </w:r>
+          </w:p>
+        </w:tc>
+        <w:tc>
+          <w:tcPr>
+            <w:tcW w:w="6860" w:type="dxa"/>
+            <w:tcBorders>
+              <w:top w:val="single" w:sz="4" w:space="0" w:color="D0D5DD"/>
+              <w:left w:val="single" w:sz="4" w:space="0" w:color="D0D5DD"/>
+              <w:bottom w:val="single" w:sz="4" w:space="0" w:color="D0D5DD"/>
+              <w:right w:val="single" w:sz="4" w:space="0" w:color="D0D5DD"/>
+            </w:tcBorders>
+            <w:shd w:val="clear" w:color="auto" w:fill="FFFFFF"/>
+            <w:tcMar>
+              <w:top w:w="80" w:type="dxa"/>
+              <w:left w:w="120" w:type="dxa"/>
+              <w:bottom w:w="80" w:type="dxa"/>
+              <w:right w:w="120" w:type="dxa"/>
+            </w:tcMar>
+          </w:tcPr>
+          <w:p>
+            <w:pPr>
+              <w:spacing w:line="276" w:lineRule="auto"/>
+            </w:pPr>
+            <w:r>
+              <w:rPr>
+                <w:sz w:val="20"/>
+                <w:szCs w:val="20"/>
+              </w:rPr>
+              <w:t>See organizations (active / suspended), users, projects, monthly recurring revenue, subscriptions by status and the newest organizations.</w:t>
+            </w:r>
+          </w:p>
+        </w:tc>
+      </w:tr>
+      <w:tr>
+        <w:tblPrEx>
+          <w:tblCellMar>
+            <w:top w:w="0" w:type="dxa"/>
+            <w:bottom w:w="0" w:type="dxa"/>
+          </w:tblCellMar>
+        </w:tblPrEx>
+        <w:trPr>
+          <w:cantSplit/>
+        </w:trPr>
+        <w:tc>
+          <w:tcPr>
+            <w:tcW w:w="2166" w:type="dxa"/>
+            <w:tcBorders>
+              <w:top w:val="single" w:sz="4" w:space="0" w:color="D0D5DD"/>
+              <w:left w:val="single" w:sz="4" w:space="0" w:color="D0D5DD"/>
+              <w:bottom w:val="single" w:sz="4" w:space="0" w:color="D0D5DD"/>
+              <w:right w:val="single" w:sz="4" w:space="0" w:color="D0D5DD"/>
+            </w:tcBorders>
+            <w:shd w:val="clear" w:color="auto" w:fill="F9FAFB"/>
+            <w:tcMar>
+              <w:top w:w="80" w:type="dxa"/>
+              <w:left w:w="120" w:type="dxa"/>
+              <w:bottom w:w="80" w:type="dxa"/>
+              <w:right w:w="120" w:type="dxa"/>
+            </w:tcMar>
+          </w:tcPr>
+          <w:p>
+            <w:pPr>
+              <w:keepNext/>
+              <w:spacing w:line="276" w:lineRule="auto"/>
+            </w:pPr>
+            <w:r>
+              <w:rPr>
+                <w:sz w:val="20"/>
+                <w:szCs w:val="20"/>
+              </w:rPr>
+              <w:lastRenderedPageBreak/>
+              <w:t>Organizations</w:t>
+            </w:r>
+          </w:p>
+        </w:tc>
+        <w:tc>
+          <w:tcPr>
+            <w:tcW w:w="6860" w:type="dxa"/>
+            <w:tcBorders>
+              <w:top w:val="single" w:sz="4" w:space="0" w:color="D0D5DD"/>
+              <w:left w:val="single" w:sz="4" w:space="0" w:color="D0D5DD"/>
+              <w:bottom w:val="single" w:sz="4" w:space="0" w:color="D0D5DD"/>
+              <w:right w:val="single" w:sz="4" w:space="0" w:color="D0D5DD"/>
+            </w:tcBorders>
+            <w:shd w:val="clear" w:color="auto" w:fill="F9FAFB"/>
+            <w:tcMar>
+              <w:top w:w="80" w:type="dxa"/>
+              <w:left w:w="120" w:type="dxa"/>
+              <w:bottom w:w="80" w:type="dxa"/>
+              <w:right w:w="120" w:type="dxa"/>
+            </w:tcMar>
+          </w:tcPr>
+          <w:p>
+            <w:pPr>
+              <w:keepNext/>
+              <w:spacing w:line="276" w:lineRule="auto"/>
+            </w:pPr>
+            <w:r>
+              <w:rPr>
+                <w:sz w:val="20"/>
+                <w:szCs w:val="20"/>
+              </w:rPr>
+              <w:t>Create an organization with its first Super Admin; open one to rename it, see usage against its plan, change its plan, suspend / reactivate it, or delete it permanently (type its slug to confirm).</w:t>
+            </w:r>
+          </w:p>
+        </w:tc>
+      </w:tr>
+      <w:tr>
+        <w:tblPrEx>
+          <w:tblCellMar>
+            <w:top w:w="0" w:type="dxa"/>
+            <w:bottom w:w="0" w:type="dxa"/>
+          </w:tblCellMar>
+        </w:tblPrEx>
+        <w:trPr>
+          <w:cantSplit/>
+        </w:trPr>
+        <w:tc>
+          <w:tcPr>
+            <w:tcW w:w="2166" w:type="dxa"/>
+            <w:tcBorders>
+              <w:top w:val="single" w:sz="4" w:space="0" w:color="D0D5DD"/>
+              <w:left w:val="single" w:sz="4" w:space="0" w:color="D0D5DD"/>
+              <w:bottom w:val="single" w:sz="4" w:space="0" w:color="D0D5DD"/>
+              <w:right w:val="single" w:sz="4" w:space="0" w:color="D0D5DD"/>
+            </w:tcBorders>
+            <w:shd w:val="clear" w:color="auto" w:fill="FFFFFF"/>
+            <w:tcMar>
+              <w:top w:w="80" w:type="dxa"/>
+              <w:left w:w="120" w:type="dxa"/>
+              <w:bottom w:w="80" w:type="dxa"/>
+              <w:right w:w="120" w:type="dxa"/>
+            </w:tcMar>
+          </w:tcPr>
+          <w:p>
+            <w:pPr>
+              <w:keepNext/>
+              <w:spacing w:line="276" w:lineRule="auto"/>
+            </w:pPr>
+            <w:r>
+              <w:rPr>
+                <w:sz w:val="20"/>
+                <w:szCs w:val="20"/>
+              </w:rPr>
+              <w:t>Plans</w:t>
+            </w:r>
+          </w:p>
+        </w:tc>
+        <w:tc>
+          <w:tcPr>
+            <w:tcW w:w="6860" w:type="dxa"/>
+            <w:tcBorders>
+              <w:top w:val="single" w:sz="4" w:space="0" w:color="D0D5DD"/>
+              <w:left w:val="single" w:sz="4" w:space="0" w:color="D0D5DD"/>
+              <w:bottom w:val="single" w:sz="4" w:space="0" w:color="D0D5DD"/>
+              <w:right w:val="single" w:sz="4" w:space="0" w:color="D0D5DD"/>
+            </w:tcBorders>
+            <w:shd w:val="clear" w:color="auto" w:fill="FFFFFF"/>
+            <w:tcMar>
+              <w:top w:w="80" w:type="dxa"/>
+              <w:left w:w="120" w:type="dxa"/>
+              <w:bottom w:w="80" w:type="dxa"/>
+              <w:right w:w="120" w:type="dxa"/>
+            </w:tcMar>
+          </w:tcPr>
+          <w:p>
+            <w:pPr>
+              <w:keepNext/>
+              <w:spacing w:line="276" w:lineRule="auto"/>
+            </w:pPr>
+            <w:r>
+              <w:rPr>
+                <w:sz w:val="20"/>
+                <w:szCs w:val="20"/>
+              </w:rPr>
+              <w:t>Create, edit, deactivate or delete plans: price, currency, monthly or yearly billing, maximum users and projects (blank = unlimited). Plans in use cannot be deleted; deactivate them instead.</w:t>
+            </w:r>
+          </w:p>
+        </w:tc>
+      </w:tr>
+      <w:tr>
+        <w:tblPrEx>
+          <w:tblCellMar>
+            <w:top w:w="0" w:type="dxa"/>
+            <w:bottom w:w="0" w:type="dxa"/>
+          </w:tblCellMar>
+        </w:tblPrEx>
+        <w:trPr>
+          <w:cantSplit/>
+        </w:trPr>
+        <w:tc>
+          <w:tcPr>
+            <w:tcW w:w="2166" w:type="dxa"/>
+            <w:tcBorders>
+              <w:top w:val="single" w:sz="4" w:space="0" w:color="D0D5DD"/>
+              <w:left w:val="single" w:sz="4" w:space="0" w:color="D0D5DD"/>
+              <w:bottom w:val="single" w:sz="4" w:space="0" w:color="D0D5DD"/>
+              <w:right w:val="single" w:sz="4" w:space="0" w:color="D0D5DD"/>
+            </w:tcBorders>
+            <w:shd w:val="clear" w:color="auto" w:fill="F9FAFB"/>
+            <w:tcMar>
+              <w:top w:w="80" w:type="dxa"/>
+              <w:left w:w="120" w:type="dxa"/>
+              <w:bottom w:w="80" w:type="dxa"/>
+              <w:right w:w="120" w:type="dxa"/>
+            </w:tcMar>
+          </w:tcPr>
+          <w:p>
+            <w:pPr>
+              <w:spacing w:line="276" w:lineRule="auto"/>
+            </w:pPr>
+            <w:r>
+              <w:rPr>
+                <w:sz w:val="20"/>
+                <w:szCs w:val="20"/>
+              </w:rPr>
+              <w:t>Subscriptions</w:t>
+            </w:r>
+          </w:p>
+        </w:tc>
+        <w:tc>
+          <w:tcPr>
+            <w:tcW w:w="6860" w:type="dxa"/>
+            <w:tcBorders>
+              <w:top w:val="single" w:sz="4" w:space="0" w:color="D0D5DD"/>
+              <w:left w:val="single" w:sz="4" w:space="0" w:color="D0D5DD"/>
+              <w:bottom w:val="single" w:sz="4" w:space="0" w:color="D0D5DD"/>
+              <w:right w:val="single" w:sz="4" w:space="0" w:color="D0D5DD"/>
+            </w:tcBorders>
+            <w:shd w:val="clear" w:color="auto" w:fill="F9FAFB"/>
+            <w:tcMar>
+              <w:top w:w="80" w:type="dxa"/>
+              <w:left w:w="120" w:type="dxa"/>
+              <w:bottom w:w="80" w:type="dxa"/>
+              <w:right w:w="120" w:type="dxa"/>
+            </w:tcMar>
+          </w:tcPr>
+          <w:p>
+            <w:pPr>
+              <w:spacing w:line="276" w:lineRule="auto"/>
+            </w:pPr>
+            <w:r>
+              <w:rPr>
+                <w:sz w:val="20"/>
+                <w:szCs w:val="20"/>
+              </w:rPr>
+              <w:t>Assign a plan to an organization, change its status (Trial, Active, Past due, Canceled, Expired) and dates, or delete it.</w:t>
+            </w:r>
+          </w:p>
+        </w:tc>
+      </w:tr>
+    </w:tbl>
+    <w:p>
+      <w:pPr>
+        <w:pStyle w:val="ListParagraph"/>
+        <w:numPr>
+          <w:ilvl w:val="0"/>
+          <w:numId w:val="18"/>
+        </w:numPr>
+        <w:spacing w:after="80" w:line="290" w:lineRule="auto"/>
+      </w:pPr>
+      <w:r>
+        <w:t xml:space="preserve">Open </w:t>
+      </w:r>
+      <w:r>
+        <w:rPr>
+          <w:b/>
+          <w:bCs/>
+        </w:rPr>
+        <w:t>Organizations → New organization</w:t>
+      </w:r>
+      <w:r>
+        <w:t xml:space="preserve"> and enter the organization name and its Super Admin’s name, email and initial password.</w:t>
+      </w:r>
+    </w:p>
+    <w:p>
+      <w:pPr>
+        <w:pStyle w:val="ListParagraph"/>
+        <w:numPr>
+          <w:ilvl w:val="0"/>
+          <w:numId w:val="18"/>
+        </w:numPr>
+        <w:spacing w:after="80" w:line="290" w:lineRule="auto"/>
+      </w:pPr>
+      <w:r>
+        <w:t xml:space="preserve">In the organization panel, click </w:t>
+      </w:r>
+      <w:r>
+        <w:rPr>
+          <w:b/>
+          <w:bCs/>
+        </w:rPr>
+        <w:t>Assign plan</w:t>
+      </w:r>
+      <w:r>
+        <w:t xml:space="preserve">, choose a plan and status, then </w:t>
+      </w:r>
+      <w:r>
+        <w:rPr>
+          <w:b/>
+          <w:bCs/>
+        </w:rPr>
+        <w:t>Save</w:t>
+      </w:r>
+      <w:r>
+        <w:t>. Any previous current plan is canceled automatically.</w:t>
+      </w:r>
+    </w:p>
+    <w:p>
+      <w:pPr>
+        <w:pStyle w:val="ListParagraph"/>
+        <w:numPr>
+          <w:ilvl w:val="0"/>
+          <w:numId w:val="18"/>
+        </w:numPr>
+        <w:spacing w:after="80" w:line="290" w:lineRule="auto"/>
+      </w:pPr>
+      <w:r>
+        <w:t>Share the Super Admin’s sign-in details securely. They continue with section 6.3.</w:t>
+      </w:r>
+    </w:p>
+    <w:p>
+      <w:pPr>
+        <w:pBdr>
+          <w:left w:val="single" w:sz="18" w:space="8" w:color="2563EB"/>
+        </w:pBdr>
+        <w:shd w:val="clear" w:color="auto" w:fill="EFF4FF"/>
+        <w:spacing w:before="120" w:after="200" w:line="290" w:lineRule="auto"/>
+        <w:ind w:left="160" w:right="160"/>
+      </w:pPr>
+      <w:r>
+        <w:rPr>
+          <w:b/>
+          <w:bCs/>
+          <w:color w:val="2563EB"/>
+          <w:sz w:val="20"/>
+          <w:szCs w:val="20"/>
+        </w:rPr>
+        <w:t xml:space="preserve">Plan limits:  </w:t>
+      </w:r>
+      <w:r>
+        <w:rPr>
+          <w:sz w:val="20"/>
+          <w:szCs w:val="20"/>
+        </w:rPr>
+        <w:t xml:space="preserve">When an organization reaches its plan’s user or project limit, adding more is blocked with a clear message. Organization admins see their plan and usage under </w:t>
+      </w:r>
+      <w:r>
+        <w:rPr>
+          <w:b/>
+          <w:bCs/>
+          <w:sz w:val="20"/>
+          <w:szCs w:val="20"/>
+        </w:rPr>
+        <w:t>Settings → Organization</w:t>
+      </w:r>
+      <w:r>
+        <w:rPr>
+          <w:sz w:val="20"/>
+          <w:szCs w:val="20"/>
+        </w:rPr>
+        <w:t xml:space="preserve">. With </w:t>
+      </w:r>
+      <w:r>
+        <w:rPr>
+          <w:rFonts w:ascii="Consolas" w:eastAsia="Consolas" w:hAnsi="Consolas" w:cs="Consolas"/>
+          <w:color w:val="344054"/>
+          <w:sz w:val="20"/>
+          <w:szCs w:val="20"/>
+          <w:shd w:val="clear" w:color="auto" w:fill="F2F4F7"/>
+        </w:rPr>
+        <w:t>REQUIRE_ACTIVE_SUBSCRIPTION=true</w:t>
+      </w:r>
+      <w:r>
+        <w:rPr>
+          <w:sz w:val="20"/>
+          <w:szCs w:val="20"/>
+        </w:rPr>
+        <w:t>, organizations without a current plan cannot add users or projects.</w:t>
+      </w:r>
+    </w:p>
+    <w:p>
+      <w:pPr>
+        <w:pBdr>
+          <w:left w:val="single" w:sz="18" w:space="8" w:color="B54708"/>
+        </w:pBdr>
+        <w:shd w:val="clear" w:color="auto" w:fill="FFFAEB"/>
+        <w:spacing w:before="120" w:after="200" w:line="290" w:lineRule="auto"/>
+        <w:ind w:left="160" w:right="160"/>
+      </w:pPr>
+      <w:r>
+        <w:rPr>
+          <w:b/>
+          <w:bCs/>
+          <w:color w:val="B54708"/>
+          <w:sz w:val="20"/>
+          <w:szCs w:val="20"/>
+        </w:rPr>
+        <w:t xml:space="preserve">Suspension:  </w:t>
+      </w:r>
+      <w:r>
+        <w:rPr>
+          <w:sz w:val="20"/>
+          <w:szCs w:val="20"/>
+        </w:rPr>
+        <w:t>Suspending an organization signs all of its users out immediately and blocks sign-in until it is reactivated. No data is deleted.</w:t>
+      </w:r>
+    </w:p>
+    <w:p>
+      <w:pPr>
         <w:pStyle w:val="Heading1"/>
         <w:spacing w:before="480"/>
       </w:pPr>
-      <w:bookmarkStart w:id="33" w:name="_Toc241788203"/>
+      <w:bookmarkStart w:id="34" w:name="_Toc241912813"/>
       <w:r>
         <w:t>7. Keyboard shortcuts</w:t>
       </w:r>
-      <w:bookmarkEnd w:id="33"/>
+      <w:bookmarkEnd w:id="34"/>
     </w:p>
     <w:tbl>
       <w:tblPr>
@@ -13506,12 +14431,12 @@
         <w:pStyle w:val="Heading1"/>
         <w:spacing w:before="480"/>
       </w:pPr>
-      <w:bookmarkStart w:id="34" w:name="_Toc241788204"/>
+      <w:bookmarkStart w:id="35" w:name="_Toc241912814"/>
       <w:r>
         <w:lastRenderedPageBreak/>
         <w:t>8. Frequently asked questions</w:t>
       </w:r>
-      <w:bookmarkEnd w:id="34"/>
+      <w:bookmarkEnd w:id="35"/>
     </w:p>
     <w:p>
       <w:pPr>
@@ -13526,7 +14451,7 @@
         <w:spacing w:after="120" w:line="300" w:lineRule="auto"/>
       </w:pPr>
       <w:r>
-        <w:t>Reports are available to Managers, Admins and Owners. Ask an admin to change your role if you need them.</w:t>
+        <w:t>Reports are available to Admins and Super Admins. Ask an admin to change your role if you need them.</w:t>
       </w:r>
     </w:p>
     <w:p>
@@ -13604,7 +14529,7 @@
         <w:spacing w:after="120" w:line="300" w:lineRule="auto"/>
       </w:pPr>
       <w:r>
-        <w:t xml:space="preserve">Ask an Owner or Admin to reset it under </w:t>
+        <w:t xml:space="preserve">Ask a Super Admin or Admin to reset it under </w:t>
       </w:r>
       <w:r>
         <w:rPr>
@@ -13614,6 +14539,16 @@
         <w:t>Settings → Users</w:t>
       </w:r>
       <w:r>
+        <w:t xml:space="preserve">. The Root account changes its own password under </w:t>
+      </w:r>
+      <w:r>
+        <w:rPr>
+          <w:b/>
+          <w:bCs/>
+        </w:rPr>
+        <w:t>My profile</w:t>
+      </w:r>
+      <w:r>
         <w:t>.</w:t>
       </w:r>
     </w:p>
@@ -13664,11 +14599,11 @@
         <w:pStyle w:val="Heading1"/>
         <w:spacing w:before="480"/>
       </w:pPr>
-      <w:bookmarkStart w:id="35" w:name="_Toc241788205"/>
+      <w:bookmarkStart w:id="36" w:name="_Toc241912815"/>
       <w:r>
         <w:t>9. Glossary</w:t>
       </w:r>
-      <w:bookmarkEnd w:id="35"/>
+      <w:bookmarkEnd w:id="36"/>
     </w:p>
     <w:tbl>
       <w:tblPr>
@@ -14368,15 +15303,13 @@
           </w:tcPr>
           <w:p>
             <w:pPr>
-              <w:keepNext/>
-              <w:spacing w:line="276" w:lineRule="auto"/>
-            </w:pPr>
-            <w:r>
-              <w:rPr>
-                <w:sz w:val="20"/>
-                <w:szCs w:val="20"/>
-              </w:rPr>
-              <w:lastRenderedPageBreak/>
+              <w:spacing w:line="276" w:lineRule="auto"/>
+            </w:pPr>
+            <w:r>
+              <w:rPr>
+                <w:sz w:val="20"/>
+                <w:szCs w:val="20"/>
+              </w:rPr>
               <w:t>Billable</w:t>
             </w:r>
           </w:p>
@@ -14400,7 +15333,6 @@
           </w:tcPr>
           <w:p>
             <w:pPr>
-              <w:keepNext/>
               <w:spacing w:line="276" w:lineRule="auto"/>
             </w:pPr>
             <w:r>
@@ -14442,14 +15374,14 @@
           </w:tcPr>
           <w:p>
             <w:pPr>
-              <w:keepNext/>
-              <w:spacing w:line="276" w:lineRule="auto"/>
-            </w:pPr>
-            <w:r>
-              <w:rPr>
-                <w:sz w:val="20"/>
-                <w:szCs w:val="20"/>
-              </w:rPr>
+              <w:spacing w:line="276" w:lineRule="auto"/>
+            </w:pPr>
+            <w:r>
+              <w:rPr>
+                <w:sz w:val="20"/>
+                <w:szCs w:val="20"/>
+              </w:rPr>
+              <w:lastRenderedPageBreak/>
               <w:t>Utilization</w:t>
             </w:r>
           </w:p>
@@ -14473,7 +15405,6 @@
           </w:tcPr>
           <w:p>
             <w:pPr>
-              <w:keepNext/>
               <w:spacing w:line="276" w:lineRule="auto"/>
             </w:pPr>
             <w:r>
@@ -14553,6 +15484,223 @@
                 <w:szCs w:val="20"/>
               </w:rPr>
               <w:t>Put a finished project away as read-only without deleting it.</w:t>
+            </w:r>
+          </w:p>
+        </w:tc>
+      </w:tr>
+      <w:tr>
+        <w:tblPrEx>
+          <w:tblCellMar>
+            <w:top w:w="0" w:type="dxa"/>
+            <w:bottom w:w="0" w:type="dxa"/>
+          </w:tblCellMar>
+        </w:tblPrEx>
+        <w:trPr>
+          <w:cantSplit/>
+        </w:trPr>
+        <w:tc>
+          <w:tcPr>
+            <w:tcW w:w="2346" w:type="dxa"/>
+            <w:tcBorders>
+              <w:top w:val="single" w:sz="4" w:space="0" w:color="D0D5DD"/>
+              <w:left w:val="single" w:sz="4" w:space="0" w:color="D0D5DD"/>
+              <w:bottom w:val="single" w:sz="4" w:space="0" w:color="D0D5DD"/>
+              <w:right w:val="single" w:sz="4" w:space="0" w:color="D0D5DD"/>
+            </w:tcBorders>
+            <w:shd w:val="clear" w:color="auto" w:fill="F9FAFB"/>
+            <w:tcMar>
+              <w:top w:w="80" w:type="dxa"/>
+              <w:left w:w="120" w:type="dxa"/>
+              <w:bottom w:w="80" w:type="dxa"/>
+              <w:right w:w="120" w:type="dxa"/>
+            </w:tcMar>
+          </w:tcPr>
+          <w:p>
+            <w:pPr>
+              <w:keepNext/>
+              <w:spacing w:line="276" w:lineRule="auto"/>
+            </w:pPr>
+            <w:r>
+              <w:rPr>
+                <w:sz w:val="20"/>
+                <w:szCs w:val="20"/>
+              </w:rPr>
+              <w:t>Plan</w:t>
+            </w:r>
+          </w:p>
+        </w:tc>
+        <w:tc>
+          <w:tcPr>
+            <w:tcW w:w="6680" w:type="dxa"/>
+            <w:tcBorders>
+              <w:top w:val="single" w:sz="4" w:space="0" w:color="D0D5DD"/>
+              <w:left w:val="single" w:sz="4" w:space="0" w:color="D0D5DD"/>
+              <w:bottom w:val="single" w:sz="4" w:space="0" w:color="D0D5DD"/>
+              <w:right w:val="single" w:sz="4" w:space="0" w:color="D0D5DD"/>
+            </w:tcBorders>
+            <w:shd w:val="clear" w:color="auto" w:fill="F9FAFB"/>
+            <w:tcMar>
+              <w:top w:w="80" w:type="dxa"/>
+              <w:left w:w="120" w:type="dxa"/>
+              <w:bottom w:w="80" w:type="dxa"/>
+              <w:right w:w="120" w:type="dxa"/>
+            </w:tcMar>
+          </w:tcPr>
+          <w:p>
+            <w:pPr>
+              <w:keepNext/>
+              <w:spacing w:line="276" w:lineRule="auto"/>
+            </w:pPr>
+            <w:r>
+              <w:rPr>
+                <w:sz w:val="20"/>
+                <w:szCs w:val="20"/>
+              </w:rPr>
+              <w:t>A package with a price and limits on users and projects, created by the Root account.</w:t>
+            </w:r>
+          </w:p>
+        </w:tc>
+      </w:tr>
+      <w:tr>
+        <w:tblPrEx>
+          <w:tblCellMar>
+            <w:top w:w="0" w:type="dxa"/>
+            <w:bottom w:w="0" w:type="dxa"/>
+          </w:tblCellMar>
+        </w:tblPrEx>
+        <w:trPr>
+          <w:cantSplit/>
+        </w:trPr>
+        <w:tc>
+          <w:tcPr>
+            <w:tcW w:w="2346" w:type="dxa"/>
+            <w:tcBorders>
+              <w:top w:val="single" w:sz="4" w:space="0" w:color="D0D5DD"/>
+              <w:left w:val="single" w:sz="4" w:space="0" w:color="D0D5DD"/>
+              <w:bottom w:val="single" w:sz="4" w:space="0" w:color="D0D5DD"/>
+              <w:right w:val="single" w:sz="4" w:space="0" w:color="D0D5DD"/>
+            </w:tcBorders>
+            <w:shd w:val="clear" w:color="auto" w:fill="FFFFFF"/>
+            <w:tcMar>
+              <w:top w:w="80" w:type="dxa"/>
+              <w:left w:w="120" w:type="dxa"/>
+              <w:bottom w:w="80" w:type="dxa"/>
+              <w:right w:w="120" w:type="dxa"/>
+            </w:tcMar>
+          </w:tcPr>
+          <w:p>
+            <w:pPr>
+              <w:keepNext/>
+              <w:spacing w:line="276" w:lineRule="auto"/>
+            </w:pPr>
+            <w:r>
+              <w:rPr>
+                <w:sz w:val="20"/>
+                <w:szCs w:val="20"/>
+              </w:rPr>
+              <w:t>Subscription</w:t>
+            </w:r>
+          </w:p>
+        </w:tc>
+        <w:tc>
+          <w:tcPr>
+            <w:tcW w:w="6680" w:type="dxa"/>
+            <w:tcBorders>
+              <w:top w:val="single" w:sz="4" w:space="0" w:color="D0D5DD"/>
+              <w:left w:val="single" w:sz="4" w:space="0" w:color="D0D5DD"/>
+              <w:bottom w:val="single" w:sz="4" w:space="0" w:color="D0D5DD"/>
+              <w:right w:val="single" w:sz="4" w:space="0" w:color="D0D5DD"/>
+            </w:tcBorders>
+            <w:shd w:val="clear" w:color="auto" w:fill="FFFFFF"/>
+            <w:tcMar>
+              <w:top w:w="80" w:type="dxa"/>
+              <w:left w:w="120" w:type="dxa"/>
+              <w:bottom w:w="80" w:type="dxa"/>
+              <w:right w:w="120" w:type="dxa"/>
+            </w:tcMar>
+          </w:tcPr>
+          <w:p>
+            <w:pPr>
+              <w:keepNext/>
+              <w:spacing w:line="276" w:lineRule="auto"/>
+            </w:pPr>
+            <w:r>
+              <w:rPr>
+                <w:sz w:val="20"/>
+                <w:szCs w:val="20"/>
+              </w:rPr>
+              <w:t>The plan currently assigned to an organization, with a status and dates.</w:t>
+            </w:r>
+          </w:p>
+        </w:tc>
+      </w:tr>
+      <w:tr>
+        <w:tblPrEx>
+          <w:tblCellMar>
+            <w:top w:w="0" w:type="dxa"/>
+            <w:bottom w:w="0" w:type="dxa"/>
+          </w:tblCellMar>
+        </w:tblPrEx>
+        <w:trPr>
+          <w:cantSplit/>
+        </w:trPr>
+        <w:tc>
+          <w:tcPr>
+            <w:tcW w:w="2346" w:type="dxa"/>
+            <w:tcBorders>
+              <w:top w:val="single" w:sz="4" w:space="0" w:color="D0D5DD"/>
+              <w:left w:val="single" w:sz="4" w:space="0" w:color="D0D5DD"/>
+              <w:bottom w:val="single" w:sz="4" w:space="0" w:color="D0D5DD"/>
+              <w:right w:val="single" w:sz="4" w:space="0" w:color="D0D5DD"/>
+            </w:tcBorders>
+            <w:shd w:val="clear" w:color="auto" w:fill="F9FAFB"/>
+            <w:tcMar>
+              <w:top w:w="80" w:type="dxa"/>
+              <w:left w:w="120" w:type="dxa"/>
+              <w:bottom w:w="80" w:type="dxa"/>
+              <w:right w:w="120" w:type="dxa"/>
+            </w:tcMar>
+          </w:tcPr>
+          <w:p>
+            <w:pPr>
+              <w:spacing w:line="276" w:lineRule="auto"/>
+            </w:pPr>
+            <w:r>
+              <w:rPr>
+                <w:sz w:val="20"/>
+                <w:szCs w:val="20"/>
+              </w:rPr>
+              <w:t>Suspend</w:t>
+            </w:r>
+          </w:p>
+        </w:tc>
+        <w:tc>
+          <w:tcPr>
+            <w:tcW w:w="6680" w:type="dxa"/>
+            <w:tcBorders>
+              <w:top w:val="single" w:sz="4" w:space="0" w:color="D0D5DD"/>
+              <w:left w:val="single" w:sz="4" w:space="0" w:color="D0D5DD"/>
+              <w:bottom w:val="single" w:sz="4" w:space="0" w:color="D0D5DD"/>
+              <w:right w:val="single" w:sz="4" w:space="0" w:color="D0D5DD"/>
+            </w:tcBorders>
+            <w:shd w:val="clear" w:color="auto" w:fill="F9FAFB"/>
+            <w:tcMar>
+              <w:top w:w="80" w:type="dxa"/>
+              <w:left w:w="120" w:type="dxa"/>
+              <w:bottom w:w="80" w:type="dxa"/>
+              <w:right w:w="120" w:type="dxa"/>
+            </w:tcMar>
+          </w:tcPr>
+          <w:p>
+            <w:pPr>
+              <w:spacing w:line="276" w:lineRule="auto"/>
+            </w:pPr>
+            <w:r>
+              <w:rPr>
+                <w:sz w:val="20"/>
+                <w:szCs w:val="20"/>
+              </w:rPr>
+              <w:t>Temporarily block an organization from signing in without deleting anything.</w:t>
             </w:r>
           </w:p>
         </w:tc>
@@ -14769,96 +15917,10 @@
 <file path=word/numbering.xml><?xml version="1.0" encoding="utf-8"?>
 <w:numbering xmlns:wpc="http://schemas.microsoft.com/office/word/2010/wordprocessingCanvas" xmlns:cx="http://schemas.microsoft.com/office/drawing/2014/chartex" xmlns:cx1="http://schemas.microsoft.com/office/drawing/2015/9/8/chartex" xmlns:cx2="http://schemas.microsoft.com/office/drawing/2015/10/21/chartex" xmlns:cx3="http://schemas.microsoft.com/office/drawing/2016/5/9/chartex" xmlns:cx4="http://schemas.microsoft.com/office/drawing/2016/5/10/chartex" xmlns:cx5="http://schemas.microsoft.com/office/drawing/2016/5/11/chartex" xmlns:cx6="http://schemas.microsoft.com/office/drawing/2016/5/12/chartex" xmlns:cx7="http://schemas.microsoft.com/office/drawing/2016/5/13/chartex" xmlns:cx8="http://schemas.microsoft.com/office/drawing/2016/5/14/chartex" xmlns:mc="http://schemas.openxmlformats.org/markup-compatibility/2006" xmlns:aink="http://schemas.microsoft.com/office/drawing/2016/ink" xmlns:am3d="http://schemas.microsoft.com/office/drawing/2017/model3d" xmlns:o="urn:schemas-microsoft-com:office:office" xmlns:oel="http://schemas.microsoft.com/office/2019/extlst" xmlns:r="http://schemas.openxmlformats.org/officeDocument/2006/relationships" xmlns:m="http://schemas.openxmlformats.org/officeDocument/2006/math" xmlns:v="urn:schemas-microsoft-com:vml" xmlns:wp14="http://schemas.microsoft.com/office/word/2010/wordprocessingDrawing" xmlns:wp="http://schemas.openxmlformats.org/drawingml/2006/wordprocessingDrawing" xmlns:w10="urn:schemas-microsoft-com:office:word" xmlns:w="http://schemas.openxmlformats.org/wordprocessingml/2006/main" xmlns:w14="http://schemas.microsoft.com/office/word/2010/wordml" xmlns:w15="http://schemas.microsoft.com/office/word/2012/wordml" xmlns:w16cex="http://schemas.microsoft.com/office/word/2018/wordml/cex" xmlns:w16cid="http://schemas.microsoft.com/office/word/2016/wordml/cid" xmlns:w16="http://schemas.microsoft.com/office/word/2018/wordml" xmlns:w16du="http://schemas.microsoft.com/office/word/2023/wordml/word16du" xmlns:w16sdtdh="http://schemas.microsoft.com/office/word/2020/wordml/sdtdatahash" xmlns:w16sdtfl="http://schemas.microsoft.com/office/word/2024/wordml/sdtformatlock" xmlns:w16se="http://schemas.microsoft.com/office/word/2015/wordml/symex" xmlns:wpg="http://schemas.microsoft.com/office/word/2010/wordprocessingGroup" xmlns:wpi="http://schemas.microsoft.com/office/word/2010/wordprocessingInk" xmlns:wne="http://schemas.microsoft.com/office/word/2006/wordml" xmlns:wps="http://schemas.microsoft.com/office/word/2010/wordprocessingShape" mc:Ignorable="w14 w15 w16se w16cid w16 w16cex w16sdtdh w16sdtfl w16du wp14">
   <w:abstractNum w:abstractNumId="0" w15:restartNumberingAfterBreak="0">
-    <w:nsid w:val="2E343D01"/>
+    <w:nsid w:val="14DF508A"/>
     <w:multiLevelType w:val="hybridMultilevel"/>
-    <w:tmpl w:val="6C6E4634"/>
-    <w:lvl w:ilvl="0" w:tplc="A330E264" w:tentative="1">
-      <w:start w:val="1"/>
-      <w:numFmt w:val="bullet"/>
-      <w:lvlText w:val="●"/>
-      <w:lvlJc w:val="left"/>
-      <w:pPr>
-        <w:ind w:left="720" w:hanging="360"/>
-      </w:pPr>
-    </w:lvl>
-    <w:lvl w:ilvl="1" w:tplc="9634F694" w:tentative="1">
-      <w:start w:val="1"/>
-      <w:numFmt w:val="bullet"/>
-      <w:lvlText w:val="○"/>
-      <w:lvlJc w:val="left"/>
-      <w:pPr>
-        <w:ind w:left="1440" w:hanging="360"/>
-      </w:pPr>
-    </w:lvl>
-    <w:lvl w:ilvl="2" w:tplc="295E7BFC" w:tentative="1">
-      <w:start w:val="1"/>
-      <w:numFmt w:val="bullet"/>
-      <w:lvlText w:val="■"/>
-      <w:lvlJc w:val="left"/>
-      <w:pPr>
-        <w:ind w:left="2160" w:hanging="360"/>
-      </w:pPr>
-    </w:lvl>
-    <w:lvl w:ilvl="3" w:tplc="FAD2119E" w:tentative="1">
-      <w:start w:val="1"/>
-      <w:numFmt w:val="bullet"/>
-      <w:lvlText w:val="●"/>
-      <w:lvlJc w:val="left"/>
-      <w:pPr>
-        <w:ind w:left="2880" w:hanging="360"/>
-      </w:pPr>
-    </w:lvl>
-    <w:lvl w:ilvl="4" w:tplc="598A94C2" w:tentative="1">
-      <w:start w:val="1"/>
-      <w:numFmt w:val="bullet"/>
-      <w:lvlText w:val="○"/>
-      <w:lvlJc w:val="left"/>
-      <w:pPr>
-        <w:ind w:left="3600" w:hanging="360"/>
-      </w:pPr>
-    </w:lvl>
-    <w:lvl w:ilvl="5" w:tplc="7DA22BB8" w:tentative="1">
-      <w:start w:val="1"/>
-      <w:numFmt w:val="bullet"/>
-      <w:lvlText w:val="■"/>
-      <w:lvlJc w:val="left"/>
-      <w:pPr>
-        <w:ind w:left="4320" w:hanging="360"/>
-      </w:pPr>
-    </w:lvl>
-    <w:lvl w:ilvl="6" w:tplc="C1543D28" w:tentative="1">
-      <w:start w:val="1"/>
-      <w:numFmt w:val="bullet"/>
-      <w:lvlText w:val="●"/>
-      <w:lvlJc w:val="left"/>
-      <w:pPr>
-        <w:ind w:left="5040" w:hanging="360"/>
-      </w:pPr>
-    </w:lvl>
-    <w:lvl w:ilvl="7" w:tplc="7A1ACFB2" w:tentative="1">
-      <w:start w:val="1"/>
-      <w:numFmt w:val="bullet"/>
-      <w:lvlText w:val="●"/>
-      <w:lvlJc w:val="left"/>
-      <w:pPr>
-        <w:ind w:left="5760" w:hanging="360"/>
-      </w:pPr>
-    </w:lvl>
-    <w:lvl w:ilvl="8" w:tplc="7F7AD5A2" w:tentative="1">
-      <w:start w:val="1"/>
-      <w:numFmt w:val="bullet"/>
-      <w:lvlText w:val="●"/>
-      <w:lvlJc w:val="left"/>
-      <w:pPr>
-        <w:ind w:left="6480" w:hanging="360"/>
-      </w:pPr>
-    </w:lvl>
-  </w:abstractNum>
-  <w:abstractNum w:abstractNumId="1" w15:restartNumberingAfterBreak="0">
-    <w:nsid w:val="5F23183C"/>
-    <w:multiLevelType w:val="hybridMultilevel"/>
-    <w:tmpl w:val="FABA4BF6"/>
-    <w:lvl w:ilvl="0" w:tplc="8F02A7A4">
+    <w:tmpl w:val="03261968"/>
+    <w:lvl w:ilvl="0" w:tplc="E88E54B0">
       <w:start w:val="1"/>
       <w:numFmt w:val="bullet"/>
       <w:lvlText w:val="•"/>
@@ -14867,7 +15929,7 @@
         <w:ind w:left="540" w:hanging="270"/>
       </w:pPr>
     </w:lvl>
-    <w:lvl w:ilvl="1" w:tplc="D4EAC7E8" w:tentative="1">
+    <w:lvl w:ilvl="1" w:tplc="7160F9CE" w:tentative="1">
       <w:start w:val="1"/>
       <w:numFmt w:val="bullet"/>
       <w:lvlText w:val="–"/>
@@ -14876,47 +15938,133 @@
         <w:ind w:left="1080" w:hanging="270"/>
       </w:pPr>
     </w:lvl>
-    <w:lvl w:ilvl="2" w:tplc="A4E6A49C">
+    <w:lvl w:ilvl="2" w:tplc="02CC9C3C">
       <w:numFmt w:val="decimal"/>
       <w:lvlText w:val=""/>
       <w:lvlJc w:val="left"/>
     </w:lvl>
-    <w:lvl w:ilvl="3" w:tplc="93B89CE8">
+    <w:lvl w:ilvl="3" w:tplc="49C6AF32">
       <w:numFmt w:val="decimal"/>
       <w:lvlText w:val=""/>
       <w:lvlJc w:val="left"/>
     </w:lvl>
-    <w:lvl w:ilvl="4" w:tplc="D5AE1ADE">
+    <w:lvl w:ilvl="4" w:tplc="91BA3920">
       <w:numFmt w:val="decimal"/>
       <w:lvlText w:val=""/>
       <w:lvlJc w:val="left"/>
     </w:lvl>
-    <w:lvl w:ilvl="5" w:tplc="0BD676C2">
+    <w:lvl w:ilvl="5" w:tplc="C8E45894">
       <w:numFmt w:val="decimal"/>
       <w:lvlText w:val=""/>
       <w:lvlJc w:val="left"/>
     </w:lvl>
-    <w:lvl w:ilvl="6" w:tplc="63EAA40A">
+    <w:lvl w:ilvl="6" w:tplc="792CEDC2">
       <w:numFmt w:val="decimal"/>
       <w:lvlText w:val=""/>
       <w:lvlJc w:val="left"/>
     </w:lvl>
-    <w:lvl w:ilvl="7" w:tplc="ABFA02EC">
+    <w:lvl w:ilvl="7" w:tplc="E3909BBA">
       <w:numFmt w:val="decimal"/>
       <w:lvlText w:val=""/>
       <w:lvlJc w:val="left"/>
     </w:lvl>
-    <w:lvl w:ilvl="8" w:tplc="730041BE">
+    <w:lvl w:ilvl="8" w:tplc="D58CE3E4">
       <w:numFmt w:val="decimal"/>
       <w:lvlText w:val=""/>
       <w:lvlJc w:val="left"/>
     </w:lvl>
   </w:abstractNum>
+  <w:abstractNum w:abstractNumId="1" w15:restartNumberingAfterBreak="0">
+    <w:nsid w:val="3FC24688"/>
+    <w:multiLevelType w:val="hybridMultilevel"/>
+    <w:tmpl w:val="D4C2D4FA"/>
+    <w:lvl w:ilvl="0" w:tplc="F61A0BA4" w:tentative="1">
+      <w:start w:val="1"/>
+      <w:numFmt w:val="bullet"/>
+      <w:lvlText w:val="●"/>
+      <w:lvlJc w:val="left"/>
+      <w:pPr>
+        <w:ind w:left="720" w:hanging="360"/>
+      </w:pPr>
+    </w:lvl>
+    <w:lvl w:ilvl="1" w:tplc="DCD6BDB6" w:tentative="1">
+      <w:start w:val="1"/>
+      <w:numFmt w:val="bullet"/>
+      <w:lvlText w:val="○"/>
+      <w:lvlJc w:val="left"/>
+      <w:pPr>
+        <w:ind w:left="1440" w:hanging="360"/>
+      </w:pPr>
+    </w:lvl>
+    <w:lvl w:ilvl="2" w:tplc="A722407E" w:tentative="1">
+      <w:start w:val="1"/>
+      <w:numFmt w:val="bullet"/>
+      <w:lvlText w:val="■"/>
+      <w:lvlJc w:val="left"/>
+      <w:pPr>
+        <w:ind w:left="2160" w:hanging="360"/>
+      </w:pPr>
+    </w:lvl>
+    <w:lvl w:ilvl="3" w:tplc="79868CEA" w:tentative="1">
+      <w:start w:val="1"/>
+      <w:numFmt w:val="bullet"/>
+      <w:lvlText w:val="●"/>
+      <w:lvlJc w:val="left"/>
+      <w:pPr>
+        <w:ind w:left="2880" w:hanging="360"/>
+      </w:pPr>
+    </w:lvl>
+    <w:lvl w:ilvl="4" w:tplc="5DDC3D2C" w:tentative="1">
+      <w:start w:val="1"/>
+      <w:numFmt w:val="bullet"/>
+      <w:lvlText w:val="○"/>
+      <w:lvlJc w:val="left"/>
+      <w:pPr>
+        <w:ind w:left="3600" w:hanging="360"/>
+      </w:pPr>
+    </w:lvl>
+    <w:lvl w:ilvl="5" w:tplc="47A2A514" w:tentative="1">
+      <w:start w:val="1"/>
+      <w:numFmt w:val="bullet"/>
+      <w:lvlText w:val="■"/>
+      <w:lvlJc w:val="left"/>
+      <w:pPr>
+        <w:ind w:left="4320" w:hanging="360"/>
+      </w:pPr>
+    </w:lvl>
+    <w:lvl w:ilvl="6" w:tplc="6060DE22" w:tentative="1">
+      <w:start w:val="1"/>
+      <w:numFmt w:val="bullet"/>
+      <w:lvlText w:val="●"/>
+      <w:lvlJc w:val="left"/>
+      <w:pPr>
+        <w:ind w:left="5040" w:hanging="360"/>
+      </w:pPr>
+    </w:lvl>
+    <w:lvl w:ilvl="7" w:tplc="803AACB0" w:tentative="1">
+      <w:start w:val="1"/>
+      <w:numFmt w:val="bullet"/>
+      <w:lvlText w:val="●"/>
+      <w:lvlJc w:val="left"/>
+      <w:pPr>
+        <w:ind w:left="5760" w:hanging="360"/>
+      </w:pPr>
+    </w:lvl>
+    <w:lvl w:ilvl="8" w:tplc="6010D812" w:tentative="1">
+      <w:start w:val="1"/>
+      <w:numFmt w:val="bullet"/>
+      <w:lvlText w:val="●"/>
+      <w:lvlJc w:val="left"/>
+      <w:pPr>
+        <w:ind w:left="6480" w:hanging="360"/>
+      </w:pPr>
+    </w:lvl>
+  </w:abstractNum>
   <w:abstractNum w:abstractNumId="2" w15:restartNumberingAfterBreak="0">
-    <w:nsid w:val="6D9E0DD9"/>
+    <w:nsid w:val="4BF36E18"/>
     <w:multiLevelType w:val="hybridMultilevel"/>
-    <w:tmpl w:val="E9ECA714"/>
-    <w:lvl w:ilvl="0" w:tplc="279A9114">
+    <w:tmpl w:val="BF967A6A"/>
+    <w:lvl w:ilvl="0" w:tplc="B06EFF7A">
       <w:start w:val="1"/>
       <w:numFmt w:val="decimal"/>
       <w:lvlText w:val="%1."/>
@@ -14930,144 +16078,150 @@
         <w:color w:val="2563EB"/>
       </w:rPr>
     </w:lvl>
-    <w:lvl w:ilvl="1" w:tplc="4A76159A">
+    <w:lvl w:ilvl="1" w:tplc="B46C2F5E">
       <w:numFmt w:val="decimal"/>
       <w:lvlText w:val=""/>
       <w:lvlJc w:val="left"/>
     </w:lvl>
-    <w:lvl w:ilvl="2" w:tplc="0C38FE04">
+    <w:lvl w:ilvl="2" w:tplc="7B3AE1B4">
       <w:numFmt w:val="decimal"/>
       <w:lvlText w:val=""/>
       <w:lvlJc w:val="left"/>
     </w:lvl>
-    <w:lvl w:ilvl="3" w:tplc="7E60A348">
+    <w:lvl w:ilvl="3" w:tplc="4C583E34">
       <w:numFmt w:val="decimal"/>
       <w:lvlText w:val=""/>
       <w:lvlJc w:val="left"/>
     </w:lvl>
-    <w:lvl w:ilvl="4" w:tplc="68EC9E76">
+    <w:lvl w:ilvl="4" w:tplc="CBECA566">
       <w:numFmt w:val="decimal"/>
       <w:lvlText w:val=""/>
       <w:lvlJc w:val="left"/>
     </w:lvl>
-    <w:lvl w:ilvl="5" w:tplc="B184BF7E">
+    <w:lvl w:ilvl="5" w:tplc="B7060686">
       <w:numFmt w:val="decimal"/>
       <w:lvlText w:val=""/>
       <w:lvlJc w:val="left"/>
     </w:lvl>
-    <w:lvl w:ilvl="6" w:tplc="FD961B1A">
+    <w:lvl w:ilvl="6" w:tplc="C41A9A0C">
       <w:numFmt w:val="decimal"/>
       <w:lvlText w:val=""/>
       <w:lvlJc w:val="left"/>
     </w:lvl>
-    <w:lvl w:ilvl="7" w:tplc="332EFA66">
+    <w:lvl w:ilvl="7" w:tplc="2D50B8D8">
       <w:numFmt w:val="decimal"/>
       <w:lvlText w:val=""/>
       <w:lvlJc w:val="left"/>
     </w:lvl>
-    <w:lvl w:ilvl="8" w:tplc="C76AB19A">
+    <w:lvl w:ilvl="8" w:tplc="BC56B03C">
       <w:numFmt w:val="decimal"/>
       <w:lvlText w:val=""/>
       <w:lvlJc w:val="left"/>
     </w:lvl>
   </w:abstractNum>
-  <w:num w:numId="1" w16cid:durableId="75177274">
+  <w:num w:numId="1" w16cid:durableId="1959140588">
+    <w:abstractNumId w:val="1"/>
+    <w:lvlOverride w:ilvl="0">
+      <w:startOverride w:val="1"/>
+    </w:lvlOverride>
+  </w:num>
+  <w:num w:numId="2" w16cid:durableId="1548226983">
     <w:abstractNumId w:val="0"/>
     <w:lvlOverride w:ilvl="0">
       <w:startOverride w:val="1"/>
     </w:lvlOverride>
   </w:num>
-  <w:num w:numId="2" w16cid:durableId="938099436">
-    <w:abstractNumId w:val="1"/>
-    <w:lvlOverride w:ilvl="0">
-      <w:startOverride w:val="1"/>
-    </w:lvlOverride>
-  </w:num>
-  <w:num w:numId="3" w16cid:durableId="1695301845">
+  <w:num w:numId="3" w16cid:durableId="217205326">
     <w:abstractNumId w:val="2"/>
     <w:lvlOverride w:ilvl="0">
       <w:startOverride w:val="1"/>
     </w:lvlOverride>
   </w:num>
-  <w:num w:numId="4" w16cid:durableId="1211578112">
+  <w:num w:numId="4" w16cid:durableId="598832210">
     <w:abstractNumId w:val="2"/>
     <w:lvlOverride w:ilvl="0">
       <w:startOverride w:val="1"/>
     </w:lvlOverride>
   </w:num>
-  <w:num w:numId="5" w16cid:durableId="1880704027">
+  <w:num w:numId="5" w16cid:durableId="2097167459">
     <w:abstractNumId w:val="2"/>
     <w:lvlOverride w:ilvl="0">
       <w:startOverride w:val="1"/>
     </w:lvlOverride>
   </w:num>
-  <w:num w:numId="6" w16cid:durableId="2034113675">
+  <w:num w:numId="6" w16cid:durableId="631600389">
     <w:abstractNumId w:val="2"/>
     <w:lvlOverride w:ilvl="0">
       <w:startOverride w:val="1"/>
     </w:lvlOverride>
   </w:num>
-  <w:num w:numId="7" w16cid:durableId="742608033">
+  <w:num w:numId="7" w16cid:durableId="1958095161">
     <w:abstractNumId w:val="2"/>
     <w:lvlOverride w:ilvl="0">
       <w:startOverride w:val="1"/>
     </w:lvlOverride>
   </w:num>
-  <w:num w:numId="8" w16cid:durableId="2143689858">
+  <w:num w:numId="8" w16cid:durableId="179122865">
     <w:abstractNumId w:val="2"/>
     <w:lvlOverride w:ilvl="0">
       <w:startOverride w:val="1"/>
     </w:lvlOverride>
   </w:num>
-  <w:num w:numId="9" w16cid:durableId="1701008307">
+  <w:num w:numId="9" w16cid:durableId="1302996952">
     <w:abstractNumId w:val="2"/>
     <w:lvlOverride w:ilvl="0">
       <w:startOverride w:val="1"/>
     </w:lvlOverride>
   </w:num>
-  <w:num w:numId="10" w16cid:durableId="1541476684">
+  <w:num w:numId="10" w16cid:durableId="1515727753">
     <w:abstractNumId w:val="2"/>
     <w:lvlOverride w:ilvl="0">
       <w:startOverride w:val="1"/>
     </w:lvlOverride>
   </w:num>
-  <w:num w:numId="11" w16cid:durableId="2053453682">
+  <w:num w:numId="11" w16cid:durableId="110175961">
     <w:abstractNumId w:val="2"/>
     <w:lvlOverride w:ilvl="0">
       <w:startOverride w:val="1"/>
     </w:lvlOverride>
   </w:num>
-  <w:num w:numId="12" w16cid:durableId="2087797050">
+  <w:num w:numId="12" w16cid:durableId="1410694640">
     <w:abstractNumId w:val="2"/>
     <w:lvlOverride w:ilvl="0">
       <w:startOverride w:val="1"/>
     </w:lvlOverride>
   </w:num>
-  <w:num w:numId="13" w16cid:durableId="1159463308">
+  <w:num w:numId="13" w16cid:durableId="1023825021">
     <w:abstractNumId w:val="2"/>
     <w:lvlOverride w:ilvl="0">
       <w:startOverride w:val="1"/>
     </w:lvlOverride>
   </w:num>
-  <w:num w:numId="14" w16cid:durableId="1991012566">
+  <w:num w:numId="14" w16cid:durableId="316540330">
     <w:abstractNumId w:val="2"/>
     <w:lvlOverride w:ilvl="0">
       <w:startOverride w:val="1"/>
     </w:lvlOverride>
   </w:num>
-  <w:num w:numId="15" w16cid:durableId="1271477181">
+  <w:num w:numId="15" w16cid:durableId="1469592316">
     <w:abstractNumId w:val="2"/>
     <w:lvlOverride w:ilvl="0">
       <w:startOverride w:val="1"/>
     </w:lvlOverride>
   </w:num>
-  <w:num w:numId="16" w16cid:durableId="806167263">
+  <w:num w:numId="16" w16cid:durableId="2002007151">
     <w:abstractNumId w:val="2"/>
     <w:lvlOverride w:ilvl="0">
       <w:startOverride w:val="1"/>
     </w:lvlOverride>
   </w:num>
-  <w:num w:numId="17" w16cid:durableId="427234528">
+  <w:num w:numId="17" w16cid:durableId="1489326457">
+    <w:abstractNumId w:val="2"/>
+    <w:lvlOverride w:ilvl="0">
+      <w:startOverride w:val="1"/>
+    </w:lvlOverride>
+  </w:num>
+  <w:num w:numId="18" w16cid:durableId="1971157833">
     <w:abstractNumId w:val="2"/>
     <w:lvlOverride w:ilvl="0">
       <w:startOverride w:val="1"/>
